--- a/docs/12-final-report/Пояснительная_записка_MindFlow.docx
+++ b/docs/12-final-report/Пояснительная_записка_MindFlow.docx
@@ -211,6 +211,7 @@
       </w:pPr>
       <w:bookmarkStart w:id="0" w:name="_Toc233105022"/>
       <w:bookmarkStart w:id="1" w:name="_Toc233105269"/>
+      <w:bookmarkStart w:id="2" w:name="_Toc233150458"/>
       <w:r>
         <w:rPr>
           <w:rFonts w:eastAsia="Times New Roman" w:cs="Times New Roman"/>
@@ -245,6 +246,7 @@
       </w:r>
       <w:bookmarkEnd w:id="0"/>
       <w:bookmarkEnd w:id="1"/>
+      <w:bookmarkEnd w:id="2"/>
     </w:p>
     <w:p>
       <w:pPr>
@@ -400,8 +402,9 @@
           <w:lang w:val="ru-RU"/>
         </w:rPr>
       </w:pPr>
-      <w:bookmarkStart w:id="2" w:name="_Toc233105023"/>
-      <w:bookmarkStart w:id="3" w:name="_Toc233105270"/>
+      <w:bookmarkStart w:id="3" w:name="_Toc233105023"/>
+      <w:bookmarkStart w:id="4" w:name="_Toc233105270"/>
+      <w:bookmarkStart w:id="5" w:name="_Toc233150459"/>
       <w:r>
         <w:rPr>
           <w:rFonts w:eastAsia="Times New Roman" w:cs="Times New Roman"/>
@@ -413,8 +416,9 @@
         </w:rPr>
         <w:t>Выполнил:</w:t>
       </w:r>
-      <w:bookmarkEnd w:id="2"/>
       <w:bookmarkEnd w:id="3"/>
+      <w:bookmarkEnd w:id="4"/>
+      <w:bookmarkEnd w:id="5"/>
     </w:p>
     <w:p>
       <w:pPr>
@@ -7537,6 +7541,10 @@
     <w:sdt>
       <w:sdtPr>
         <w:rPr>
+          <w:rFonts w:eastAsiaTheme="minorEastAsia" w:cstheme="minorBidi"/>
+          <w:bCs w:val="0"/>
+          <w:color w:val="auto"/>
+          <w:szCs w:val="22"/>
           <w:lang w:val="ru-RU"/>
         </w:rPr>
         <w:id w:val="-1053223419"/>
@@ -7547,10 +7555,7 @@
       </w:sdtPr>
       <w:sdtEndPr>
         <w:rPr>
-          <w:rFonts w:eastAsiaTheme="minorEastAsia" w:cstheme="minorBidi"/>
           <w:b/>
-          <w:color w:val="auto"/>
-          <w:szCs w:val="22"/>
           <w:lang w:val="en-US"/>
         </w:rPr>
       </w:sdtEndPr>
@@ -7600,7 +7605,7 @@
             </w:rPr>
             <w:fldChar w:fldCharType="separate"/>
           </w:r>
-          <w:hyperlink w:anchor="_Toc233105271" w:history="1">
+          <w:hyperlink w:anchor="_Toc233150460" w:history="1">
             <w:r>
               <w:rPr>
                 <w:rStyle w:val="aff8"/>
@@ -7628,7 +7633,7 @@
                 <w:noProof/>
                 <w:webHidden/>
               </w:rPr>
-              <w:instrText xml:space="preserve"> PAGEREF _Toc233105271 \h </w:instrText>
+              <w:instrText xml:space="preserve"> PAGEREF _Toc233150460 \h </w:instrText>
             </w:r>
             <w:r>
               <w:rPr>
@@ -7672,7 +7677,7 @@
               <w:lang w:val="ru-RU" w:eastAsia="ru-RU"/>
             </w:rPr>
           </w:pPr>
-          <w:hyperlink w:anchor="_Toc233105272" w:history="1">
+          <w:hyperlink w:anchor="_Toc233150461" w:history="1">
             <w:r>
               <w:rPr>
                 <w:rStyle w:val="aff8"/>
@@ -7700,7 +7705,7 @@
                 <w:noProof/>
                 <w:webHidden/>
               </w:rPr>
-              <w:instrText xml:space="preserve"> PAGEREF _Toc233105272 \h </w:instrText>
+              <w:instrText xml:space="preserve"> PAGEREF _Toc233150461 \h </w:instrText>
             </w:r>
             <w:r>
               <w:rPr>
@@ -7744,7 +7749,7 @@
               <w:lang w:val="ru-RU" w:eastAsia="ru-RU"/>
             </w:rPr>
           </w:pPr>
-          <w:hyperlink w:anchor="_Toc233105273" w:history="1">
+          <w:hyperlink w:anchor="_Toc233150462" w:history="1">
             <w:r>
               <w:rPr>
                 <w:rStyle w:val="aff8"/>
@@ -7772,7 +7777,7 @@
                 <w:noProof/>
                 <w:webHidden/>
               </w:rPr>
-              <w:instrText xml:space="preserve"> PAGEREF _Toc233105273 \h </w:instrText>
+              <w:instrText xml:space="preserve"> PAGEREF _Toc233150462 \h </w:instrText>
             </w:r>
             <w:r>
               <w:rPr>
@@ -7816,7 +7821,7 @@
               <w:lang w:val="ru-RU" w:eastAsia="ru-RU"/>
             </w:rPr>
           </w:pPr>
-          <w:hyperlink w:anchor="_Toc233105274" w:history="1">
+          <w:hyperlink w:anchor="_Toc233150463" w:history="1">
             <w:r>
               <w:rPr>
                 <w:rStyle w:val="aff8"/>
@@ -7844,7 +7849,7 @@
                 <w:noProof/>
                 <w:webHidden/>
               </w:rPr>
-              <w:instrText xml:space="preserve"> PAGEREF _Toc233105274 \h </w:instrText>
+              <w:instrText xml:space="preserve"> PAGEREF _Toc233150463 \h </w:instrText>
             </w:r>
             <w:r>
               <w:rPr>
@@ -7888,7 +7893,7 @@
               <w:lang w:val="ru-RU" w:eastAsia="ru-RU"/>
             </w:rPr>
           </w:pPr>
-          <w:hyperlink w:anchor="_Toc233105275" w:history="1">
+          <w:hyperlink w:anchor="_Toc233150464" w:history="1">
             <w:r>
               <w:rPr>
                 <w:rStyle w:val="aff8"/>
@@ -7915,7 +7920,7 @@
                 <w:noProof/>
                 <w:webHidden/>
               </w:rPr>
-              <w:instrText xml:space="preserve"> PAGEREF _Toc233105275 \h </w:instrText>
+              <w:instrText xml:space="preserve"> PAGEREF _Toc233150464 \h </w:instrText>
             </w:r>
             <w:r>
               <w:rPr>
@@ -7959,7 +7964,7 @@
               <w:lang w:val="ru-RU" w:eastAsia="ru-RU"/>
             </w:rPr>
           </w:pPr>
-          <w:hyperlink w:anchor="_Toc233105276" w:history="1">
+          <w:hyperlink w:anchor="_Toc233150465" w:history="1">
             <w:r>
               <w:rPr>
                 <w:rStyle w:val="aff8"/>
@@ -7987,7 +7992,7 @@
                 <w:noProof/>
                 <w:webHidden/>
               </w:rPr>
-              <w:instrText xml:space="preserve"> PAGEREF _Toc233105276 \h </w:instrText>
+              <w:instrText xml:space="preserve"> PAGEREF _Toc233150465 \h </w:instrText>
             </w:r>
             <w:r>
               <w:rPr>
@@ -8031,7 +8036,7 @@
               <w:lang w:val="ru-RU" w:eastAsia="ru-RU"/>
             </w:rPr>
           </w:pPr>
-          <w:hyperlink w:anchor="_Toc233105277" w:history="1">
+          <w:hyperlink w:anchor="_Toc233150466" w:history="1">
             <w:r>
               <w:rPr>
                 <w:rStyle w:val="aff8"/>
@@ -8074,7 +8079,7 @@
                 <w:noProof/>
                 <w:webHidden/>
               </w:rPr>
-              <w:instrText xml:space="preserve"> PAGEREF _Toc233105277 \h </w:instrText>
+              <w:instrText xml:space="preserve"> PAGEREF _Toc233150466 \h </w:instrText>
             </w:r>
             <w:r>
               <w:rPr>
@@ -8118,7 +8123,7 @@
               <w:lang w:val="ru-RU" w:eastAsia="ru-RU"/>
             </w:rPr>
           </w:pPr>
-          <w:hyperlink w:anchor="_Toc233105278" w:history="1">
+          <w:hyperlink w:anchor="_Toc233150467" w:history="1">
             <w:r>
               <w:rPr>
                 <w:rStyle w:val="aff8"/>
@@ -8146,7 +8151,7 @@
                 <w:noProof/>
                 <w:webHidden/>
               </w:rPr>
-              <w:instrText xml:space="preserve"> PAGEREF _Toc233105278 \h </w:instrText>
+              <w:instrText xml:space="preserve"> PAGEREF _Toc233150467 \h </w:instrText>
             </w:r>
             <w:r>
               <w:rPr>
@@ -8190,7 +8195,7 @@
               <w:lang w:val="ru-RU" w:eastAsia="ru-RU"/>
             </w:rPr>
           </w:pPr>
-          <w:hyperlink w:anchor="_Toc233105279" w:history="1">
+          <w:hyperlink w:anchor="_Toc233150468" w:history="1">
             <w:r>
               <w:rPr>
                 <w:rStyle w:val="aff8"/>
@@ -8218,7 +8223,7 @@
                 <w:noProof/>
                 <w:webHidden/>
               </w:rPr>
-              <w:instrText xml:space="preserve"> PAGEREF _Toc233105279 \h </w:instrText>
+              <w:instrText xml:space="preserve"> PAGEREF _Toc233150468 \h </w:instrText>
             </w:r>
             <w:r>
               <w:rPr>
@@ -8262,7 +8267,7 @@
               <w:lang w:val="ru-RU" w:eastAsia="ru-RU"/>
             </w:rPr>
           </w:pPr>
-          <w:hyperlink w:anchor="_Toc233105280" w:history="1">
+          <w:hyperlink w:anchor="_Toc233150469" w:history="1">
             <w:r>
               <w:rPr>
                 <w:rStyle w:val="aff8"/>
@@ -8290,7 +8295,7 @@
                 <w:noProof/>
                 <w:webHidden/>
               </w:rPr>
-              <w:instrText xml:space="preserve"> PAGEREF _Toc233105280 \h </w:instrText>
+              <w:instrText xml:space="preserve"> PAGEREF _Toc233150469 \h </w:instrText>
             </w:r>
             <w:r>
               <w:rPr>
@@ -8334,7 +8339,7 @@
               <w:lang w:val="ru-RU" w:eastAsia="ru-RU"/>
             </w:rPr>
           </w:pPr>
-          <w:hyperlink w:anchor="_Toc233105281" w:history="1">
+          <w:hyperlink w:anchor="_Toc233150470" w:history="1">
             <w:r>
               <w:rPr>
                 <w:rStyle w:val="aff8"/>
@@ -8361,7 +8366,7 @@
                 <w:noProof/>
                 <w:webHidden/>
               </w:rPr>
-              <w:instrText xml:space="preserve"> PAGEREF _Toc233105281 \h </w:instrText>
+              <w:instrText xml:space="preserve"> PAGEREF _Toc233150470 \h </w:instrText>
             </w:r>
             <w:r>
               <w:rPr>
@@ -8405,7 +8410,7 @@
               <w:lang w:val="ru-RU" w:eastAsia="ru-RU"/>
             </w:rPr>
           </w:pPr>
-          <w:hyperlink w:anchor="_Toc233105282" w:history="1">
+          <w:hyperlink w:anchor="_Toc233150471" w:history="1">
             <w:r>
               <w:rPr>
                 <w:rStyle w:val="aff8"/>
@@ -8432,7 +8437,7 @@
                 <w:noProof/>
                 <w:webHidden/>
               </w:rPr>
-              <w:instrText xml:space="preserve"> PAGEREF _Toc233105282 \h </w:instrText>
+              <w:instrText xml:space="preserve"> PAGEREF _Toc233150471 \h </w:instrText>
             </w:r>
             <w:r>
               <w:rPr>
@@ -8476,7 +8481,7 @@
               <w:lang w:val="ru-RU" w:eastAsia="ru-RU"/>
             </w:rPr>
           </w:pPr>
-          <w:hyperlink w:anchor="_Toc233105283" w:history="1">
+          <w:hyperlink w:anchor="_Toc233150472" w:history="1">
             <w:r>
               <w:rPr>
                 <w:rStyle w:val="aff8"/>
@@ -8503,7 +8508,7 @@
                 <w:noProof/>
                 <w:webHidden/>
               </w:rPr>
-              <w:instrText xml:space="preserve"> PAGEREF _Toc233105283 \h </w:instrText>
+              <w:instrText xml:space="preserve"> PAGEREF _Toc233150472 \h </w:instrText>
             </w:r>
             <w:r>
               <w:rPr>
@@ -8547,7 +8552,7 @@
               <w:lang w:val="ru-RU" w:eastAsia="ru-RU"/>
             </w:rPr>
           </w:pPr>
-          <w:hyperlink w:anchor="_Toc233105284" w:history="1">
+          <w:hyperlink w:anchor="_Toc233150473" w:history="1">
             <w:r>
               <w:rPr>
                 <w:rStyle w:val="aff8"/>
@@ -8605,7 +8610,7 @@
                 <w:noProof/>
                 <w:webHidden/>
               </w:rPr>
-              <w:instrText xml:space="preserve"> PAGEREF _Toc233105284 \h </w:instrText>
+              <w:instrText xml:space="preserve"> PAGEREF _Toc233150473 \h </w:instrText>
             </w:r>
             <w:r>
               <w:rPr>
@@ -8649,7 +8654,7 @@
               <w:lang w:val="ru-RU" w:eastAsia="ru-RU"/>
             </w:rPr>
           </w:pPr>
-          <w:hyperlink w:anchor="_Toc233105285" w:history="1">
+          <w:hyperlink w:anchor="_Toc233150474" w:history="1">
             <w:r>
               <w:rPr>
                 <w:rStyle w:val="aff8"/>
@@ -8677,7 +8682,7 @@
                 <w:noProof/>
                 <w:webHidden/>
               </w:rPr>
-              <w:instrText xml:space="preserve"> PAGEREF _Toc233105285 \h </w:instrText>
+              <w:instrText xml:space="preserve"> PAGEREF _Toc233150474 \h </w:instrText>
             </w:r>
             <w:r>
               <w:rPr>
@@ -8721,7 +8726,7 @@
               <w:lang w:val="ru-RU" w:eastAsia="ru-RU"/>
             </w:rPr>
           </w:pPr>
-          <w:hyperlink w:anchor="_Toc233105286" w:history="1">
+          <w:hyperlink w:anchor="_Toc233150475" w:history="1">
             <w:r>
               <w:rPr>
                 <w:rStyle w:val="aff8"/>
@@ -8756,7 +8761,7 @@
                 <w:noProof/>
                 <w:webHidden/>
               </w:rPr>
-              <w:instrText xml:space="preserve"> PAGEREF _Toc233105286 \h </w:instrText>
+              <w:instrText xml:space="preserve"> PAGEREF _Toc233150475 \h </w:instrText>
             </w:r>
             <w:r>
               <w:rPr>
@@ -8800,7 +8805,7 @@
               <w:lang w:val="ru-RU" w:eastAsia="ru-RU"/>
             </w:rPr>
           </w:pPr>
-          <w:hyperlink w:anchor="_Toc233105287" w:history="1">
+          <w:hyperlink w:anchor="_Toc233150476" w:history="1">
             <w:r>
               <w:rPr>
                 <w:rStyle w:val="aff8"/>
@@ -8828,7 +8833,7 @@
                 <w:noProof/>
                 <w:webHidden/>
               </w:rPr>
-              <w:instrText xml:space="preserve"> PAGEREF _Toc233105287 \h </w:instrText>
+              <w:instrText xml:space="preserve"> PAGEREF _Toc233150476 \h </w:instrText>
             </w:r>
             <w:r>
               <w:rPr>
@@ -8872,7 +8877,7 @@
               <w:lang w:val="ru-RU" w:eastAsia="ru-RU"/>
             </w:rPr>
           </w:pPr>
-          <w:hyperlink w:anchor="_Toc233105288" w:history="1">
+          <w:hyperlink w:anchor="_Toc233150477" w:history="1">
             <w:r>
               <w:rPr>
                 <w:rStyle w:val="aff8"/>
@@ -8915,7 +8920,7 @@
                 <w:noProof/>
                 <w:webHidden/>
               </w:rPr>
-              <w:instrText xml:space="preserve"> PAGEREF _Toc233105288 \h </w:instrText>
+              <w:instrText xml:space="preserve"> PAGEREF _Toc233150477 \h </w:instrText>
             </w:r>
             <w:r>
               <w:rPr>
@@ -8959,7 +8964,7 @@
               <w:lang w:val="ru-RU" w:eastAsia="ru-RU"/>
             </w:rPr>
           </w:pPr>
-          <w:hyperlink w:anchor="_Toc233105289" w:history="1">
+          <w:hyperlink w:anchor="_Toc233150478" w:history="1">
             <w:r>
               <w:rPr>
                 <w:rStyle w:val="aff8"/>
@@ -8988,7 +8993,7 @@
                 <w:noProof/>
                 <w:webHidden/>
               </w:rPr>
-              <w:instrText xml:space="preserve"> PAGEREF _Toc233105289 \h </w:instrText>
+              <w:instrText xml:space="preserve"> PAGEREF _Toc233150478 \h </w:instrText>
             </w:r>
             <w:r>
               <w:rPr>
@@ -9032,7 +9037,7 @@
               <w:lang w:val="ru-RU" w:eastAsia="ru-RU"/>
             </w:rPr>
           </w:pPr>
-          <w:hyperlink w:anchor="_Toc233105290" w:history="1">
+          <w:hyperlink w:anchor="_Toc233150479" w:history="1">
             <w:r>
               <w:rPr>
                 <w:rStyle w:val="aff8"/>
@@ -9061,7 +9066,7 @@
                 <w:noProof/>
                 <w:webHidden/>
               </w:rPr>
-              <w:instrText xml:space="preserve"> PAGEREF _Toc233105290 \h </w:instrText>
+              <w:instrText xml:space="preserve"> PAGEREF _Toc233150479 \h </w:instrText>
             </w:r>
             <w:r>
               <w:rPr>
@@ -9105,7 +9110,7 @@
               <w:lang w:val="ru-RU" w:eastAsia="ru-RU"/>
             </w:rPr>
           </w:pPr>
-          <w:hyperlink w:anchor="_Toc233105291" w:history="1">
+          <w:hyperlink w:anchor="_Toc233150480" w:history="1">
             <w:r>
               <w:rPr>
                 <w:rStyle w:val="aff8"/>
@@ -9142,7 +9147,7 @@
                 <w:noProof/>
                 <w:webHidden/>
               </w:rPr>
-              <w:instrText xml:space="preserve"> PAGEREF _Toc233105291 \h </w:instrText>
+              <w:instrText xml:space="preserve"> PAGEREF _Toc233150480 \h </w:instrText>
             </w:r>
             <w:r>
               <w:rPr>
@@ -9186,7 +9191,7 @@
               <w:lang w:val="ru-RU" w:eastAsia="ru-RU"/>
             </w:rPr>
           </w:pPr>
-          <w:hyperlink w:anchor="_Toc233105292" w:history="1">
+          <w:hyperlink w:anchor="_Toc233150481" w:history="1">
             <w:r>
               <w:rPr>
                 <w:rStyle w:val="aff8"/>
@@ -9214,7 +9219,7 @@
                 <w:noProof/>
                 <w:webHidden/>
               </w:rPr>
-              <w:instrText xml:space="preserve"> PAGEREF _Toc233105292 \h </w:instrText>
+              <w:instrText xml:space="preserve"> PAGEREF _Toc233150481 \h </w:instrText>
             </w:r>
             <w:r>
               <w:rPr>
@@ -9258,7 +9263,7 @@
               <w:lang w:val="ru-RU" w:eastAsia="ru-RU"/>
             </w:rPr>
           </w:pPr>
-          <w:hyperlink w:anchor="_Toc233105293" w:history="1">
+          <w:hyperlink w:anchor="_Toc233150482" w:history="1">
             <w:r>
               <w:rPr>
                 <w:rStyle w:val="aff8"/>
@@ -9287,7 +9292,7 @@
                 <w:noProof/>
                 <w:webHidden/>
               </w:rPr>
-              <w:instrText xml:space="preserve"> PAGEREF _Toc233105293 \h </w:instrText>
+              <w:instrText xml:space="preserve"> PAGEREF _Toc233150482 \h </w:instrText>
             </w:r>
             <w:r>
               <w:rPr>
@@ -9331,7 +9336,7 @@
               <w:lang w:val="ru-RU" w:eastAsia="ru-RU"/>
             </w:rPr>
           </w:pPr>
-          <w:hyperlink w:anchor="_Toc233105294" w:history="1">
+          <w:hyperlink w:anchor="_Toc233150483" w:history="1">
             <w:r>
               <w:rPr>
                 <w:rStyle w:val="aff8"/>
@@ -9360,7 +9365,7 @@
                 <w:noProof/>
                 <w:webHidden/>
               </w:rPr>
-              <w:instrText xml:space="preserve"> PAGEREF _Toc233105294 \h </w:instrText>
+              <w:instrText xml:space="preserve"> PAGEREF _Toc233150483 \h </w:instrText>
             </w:r>
             <w:r>
               <w:rPr>
@@ -9404,7 +9409,7 @@
               <w:lang w:val="ru-RU" w:eastAsia="ru-RU"/>
             </w:rPr>
           </w:pPr>
-          <w:hyperlink w:anchor="_Toc233105295" w:history="1">
+          <w:hyperlink w:anchor="_Toc233150484" w:history="1">
             <w:r>
               <w:rPr>
                 <w:rStyle w:val="aff8"/>
@@ -9433,7 +9438,7 @@
                 <w:noProof/>
                 <w:webHidden/>
               </w:rPr>
-              <w:instrText xml:space="preserve"> PAGEREF _Toc233105295 \h </w:instrText>
+              <w:instrText xml:space="preserve"> PAGEREF _Toc233150484 \h </w:instrText>
             </w:r>
             <w:r>
               <w:rPr>
@@ -9477,7 +9482,7 @@
               <w:lang w:val="ru-RU" w:eastAsia="ru-RU"/>
             </w:rPr>
           </w:pPr>
-          <w:hyperlink w:anchor="_Toc233105296" w:history="1">
+          <w:hyperlink w:anchor="_Toc233150485" w:history="1">
             <w:r>
               <w:rPr>
                 <w:rStyle w:val="aff8"/>
@@ -9523,7 +9528,7 @@
                 <w:noProof/>
                 <w:webHidden/>
               </w:rPr>
-              <w:instrText xml:space="preserve"> PAGEREF _Toc233105296 \h </w:instrText>
+              <w:instrText xml:space="preserve"> PAGEREF _Toc233150485 \h </w:instrText>
             </w:r>
             <w:r>
               <w:rPr>
@@ -9567,7 +9572,7 @@
               <w:lang w:val="ru-RU" w:eastAsia="ru-RU"/>
             </w:rPr>
           </w:pPr>
-          <w:hyperlink w:anchor="_Toc233105297" w:history="1">
+          <w:hyperlink w:anchor="_Toc233150486" w:history="1">
             <w:r>
               <w:rPr>
                 <w:rStyle w:val="aff8"/>
@@ -9596,7 +9601,7 @@
                 <w:noProof/>
                 <w:webHidden/>
               </w:rPr>
-              <w:instrText xml:space="preserve"> PAGEREF _Toc233105297 \h </w:instrText>
+              <w:instrText xml:space="preserve"> PAGEREF _Toc233150486 \h </w:instrText>
             </w:r>
             <w:r>
               <w:rPr>
@@ -9640,7 +9645,7 @@
               <w:lang w:val="ru-RU" w:eastAsia="ru-RU"/>
             </w:rPr>
           </w:pPr>
-          <w:hyperlink w:anchor="_Toc233105298" w:history="1">
+          <w:hyperlink w:anchor="_Toc233150487" w:history="1">
             <w:r>
               <w:rPr>
                 <w:rStyle w:val="aff8"/>
@@ -9669,7 +9674,7 @@
                 <w:noProof/>
                 <w:webHidden/>
               </w:rPr>
-              <w:instrText xml:space="preserve"> PAGEREF _Toc233105298 \h </w:instrText>
+              <w:instrText xml:space="preserve"> PAGEREF _Toc233150487 \h </w:instrText>
             </w:r>
             <w:r>
               <w:rPr>
@@ -9718,7 +9723,7 @@
               <w:docGrid w:linePitch="381"/>
             </w:sectPr>
           </w:pPr>
-          <w:hyperlink w:anchor="_Toc233105299" w:history="1">
+          <w:hyperlink w:anchor="_Toc233150488" w:history="1">
             <w:r>
               <w:rPr>
                 <w:rStyle w:val="aff8"/>
@@ -9764,7 +9769,7 @@
                 <w:noProof/>
                 <w:webHidden/>
               </w:rPr>
-              <w:instrText xml:space="preserve"> PAGEREF _Toc233105299 \h </w:instrText>
+              <w:instrText xml:space="preserve"> PAGEREF _Toc233150488 \h </w:instrText>
             </w:r>
             <w:r>
               <w:rPr>
@@ -9808,7 +9813,7 @@
               <w:lang w:val="ru-RU" w:eastAsia="ru-RU"/>
             </w:rPr>
           </w:pPr>
-          <w:hyperlink w:anchor="_Toc233105300" w:history="1">
+          <w:hyperlink w:anchor="_Toc233150489" w:history="1">
             <w:r>
               <w:rPr>
                 <w:rStyle w:val="aff8"/>
@@ -9871,7 +9876,7 @@
                 <w:noProof/>
                 <w:webHidden/>
               </w:rPr>
-              <w:instrText xml:space="preserve"> PAGEREF _Toc233105300 \h </w:instrText>
+              <w:instrText xml:space="preserve"> PAGEREF _Toc233150489 \h </w:instrText>
             </w:r>
             <w:r>
               <w:rPr>
@@ -9915,7 +9920,7 @@
               <w:lang w:val="ru-RU" w:eastAsia="ru-RU"/>
             </w:rPr>
           </w:pPr>
-          <w:hyperlink w:anchor="_Toc233105301" w:history="1">
+          <w:hyperlink w:anchor="_Toc233150490" w:history="1">
             <w:r>
               <w:rPr>
                 <w:rStyle w:val="aff8"/>
@@ -9978,7 +9983,7 @@
                 <w:noProof/>
                 <w:webHidden/>
               </w:rPr>
-              <w:instrText xml:space="preserve"> PAGEREF _Toc233105301 \h </w:instrText>
+              <w:instrText xml:space="preserve"> PAGEREF _Toc233150490 \h </w:instrText>
             </w:r>
             <w:r>
               <w:rPr>
@@ -10022,7 +10027,7 @@
               <w:lang w:val="ru-RU" w:eastAsia="ru-RU"/>
             </w:rPr>
           </w:pPr>
-          <w:hyperlink w:anchor="_Toc233105302" w:history="1">
+          <w:hyperlink w:anchor="_Toc233150491" w:history="1">
             <w:r>
               <w:rPr>
                 <w:rStyle w:val="aff8"/>
@@ -10050,7 +10055,7 @@
                 <w:noProof/>
                 <w:webHidden/>
               </w:rPr>
-              <w:instrText xml:space="preserve"> PAGEREF _Toc233105302 \h </w:instrText>
+              <w:instrText xml:space="preserve"> PAGEREF _Toc233150491 \h </w:instrText>
             </w:r>
             <w:r>
               <w:rPr>
@@ -10094,7 +10099,7 @@
               <w:lang w:val="ru-RU" w:eastAsia="ru-RU"/>
             </w:rPr>
           </w:pPr>
-          <w:hyperlink w:anchor="_Toc233105303" w:history="1">
+          <w:hyperlink w:anchor="_Toc233150492" w:history="1">
             <w:r>
               <w:rPr>
                 <w:rStyle w:val="aff8"/>
@@ -10174,7 +10179,7 @@
                 <w:noProof/>
                 <w:webHidden/>
               </w:rPr>
-              <w:instrText xml:space="preserve"> PAGEREF _Toc233105303 \h </w:instrText>
+              <w:instrText xml:space="preserve"> PAGEREF _Toc233150492 \h </w:instrText>
             </w:r>
             <w:r>
               <w:rPr>
@@ -10218,7 +10223,7 @@
               <w:lang w:val="ru-RU" w:eastAsia="ru-RU"/>
             </w:rPr>
           </w:pPr>
-          <w:hyperlink w:anchor="_Toc233105304" w:history="1">
+          <w:hyperlink w:anchor="_Toc233150493" w:history="1">
             <w:r>
               <w:rPr>
                 <w:rStyle w:val="aff8"/>
@@ -10264,7 +10269,7 @@
                 <w:noProof/>
                 <w:webHidden/>
               </w:rPr>
-              <w:instrText xml:space="preserve"> PAGEREF _Toc233105304 \h </w:instrText>
+              <w:instrText xml:space="preserve"> PAGEREF _Toc233150493 \h </w:instrText>
             </w:r>
             <w:r>
               <w:rPr>
@@ -10308,7 +10313,7 @@
               <w:lang w:val="ru-RU" w:eastAsia="ru-RU"/>
             </w:rPr>
           </w:pPr>
-          <w:hyperlink w:anchor="_Toc233105305" w:history="1">
+          <w:hyperlink w:anchor="_Toc233150494" w:history="1">
             <w:r>
               <w:rPr>
                 <w:rStyle w:val="aff8"/>
@@ -10371,7 +10376,7 @@
                 <w:noProof/>
                 <w:webHidden/>
               </w:rPr>
-              <w:instrText xml:space="preserve"> PAGEREF _Toc233105305 \h </w:instrText>
+              <w:instrText xml:space="preserve"> PAGEREF _Toc233150494 \h </w:instrText>
             </w:r>
             <w:r>
               <w:rPr>
@@ -10415,7 +10420,7 @@
               <w:lang w:val="ru-RU" w:eastAsia="ru-RU"/>
             </w:rPr>
           </w:pPr>
-          <w:hyperlink w:anchor="_Toc233105306" w:history="1">
+          <w:hyperlink w:anchor="_Toc233150495" w:history="1">
             <w:r>
               <w:rPr>
                 <w:rStyle w:val="aff8"/>
@@ -10478,7 +10483,7 @@
                 <w:noProof/>
                 <w:webHidden/>
               </w:rPr>
-              <w:instrText xml:space="preserve"> PAGEREF _Toc233105306 \h </w:instrText>
+              <w:instrText xml:space="preserve"> PAGEREF _Toc233150495 \h </w:instrText>
             </w:r>
             <w:r>
               <w:rPr>
@@ -10522,7 +10527,7 @@
               <w:lang w:val="ru-RU" w:eastAsia="ru-RU"/>
             </w:rPr>
           </w:pPr>
-          <w:hyperlink w:anchor="_Toc233105307" w:history="1">
+          <w:hyperlink w:anchor="_Toc233150496" w:history="1">
             <w:r>
               <w:rPr>
                 <w:rStyle w:val="aff8"/>
@@ -10549,7 +10554,7 @@
                 <w:noProof/>
                 <w:webHidden/>
               </w:rPr>
-              <w:instrText xml:space="preserve"> PAGEREF _Toc233105307 \h </w:instrText>
+              <w:instrText xml:space="preserve"> PAGEREF _Toc233150496 \h </w:instrText>
             </w:r>
             <w:r>
               <w:rPr>
@@ -10593,7 +10598,7 @@
               <w:lang w:val="ru-RU" w:eastAsia="ru-RU"/>
             </w:rPr>
           </w:pPr>
-          <w:hyperlink w:anchor="_Toc233105308" w:history="1">
+          <w:hyperlink w:anchor="_Toc233150497" w:history="1">
             <w:r>
               <w:rPr>
                 <w:rStyle w:val="aff8"/>
@@ -10621,7 +10626,7 @@
                 <w:noProof/>
                 <w:webHidden/>
               </w:rPr>
-              <w:instrText xml:space="preserve"> PAGEREF _Toc233105308 \h </w:instrText>
+              <w:instrText xml:space="preserve"> PAGEREF _Toc233150497 \h </w:instrText>
             </w:r>
             <w:r>
               <w:rPr>
@@ -10665,7 +10670,7 @@
               <w:lang w:val="ru-RU" w:eastAsia="ru-RU"/>
             </w:rPr>
           </w:pPr>
-          <w:hyperlink w:anchor="_Toc233105309" w:history="1">
+          <w:hyperlink w:anchor="_Toc233150498" w:history="1">
             <w:r>
               <w:rPr>
                 <w:rStyle w:val="aff8"/>
@@ -10693,7 +10698,7 @@
                 <w:noProof/>
                 <w:webHidden/>
               </w:rPr>
-              <w:instrText xml:space="preserve"> PAGEREF _Toc233105309 \h </w:instrText>
+              <w:instrText xml:space="preserve"> PAGEREF _Toc233150498 \h </w:instrText>
             </w:r>
             <w:r>
               <w:rPr>
@@ -10737,7 +10742,7 @@
               <w:lang w:val="ru-RU" w:eastAsia="ru-RU"/>
             </w:rPr>
           </w:pPr>
-          <w:hyperlink w:anchor="_Toc233105310" w:history="1">
+          <w:hyperlink w:anchor="_Toc233150499" w:history="1">
             <w:r>
               <w:rPr>
                 <w:rStyle w:val="aff8"/>
@@ -10766,7 +10771,7 @@
                 <w:noProof/>
                 <w:webHidden/>
               </w:rPr>
-              <w:instrText xml:space="preserve"> PAGEREF _Toc233105310 \h </w:instrText>
+              <w:instrText xml:space="preserve"> PAGEREF _Toc233150499 \h </w:instrText>
             </w:r>
             <w:r>
               <w:rPr>
@@ -10810,7 +10815,7 @@
               <w:lang w:val="ru-RU" w:eastAsia="ru-RU"/>
             </w:rPr>
           </w:pPr>
-          <w:hyperlink w:anchor="_Toc233105311" w:history="1">
+          <w:hyperlink w:anchor="_Toc233150500" w:history="1">
             <w:r>
               <w:rPr>
                 <w:rStyle w:val="aff8"/>
@@ -10864,7 +10869,7 @@
                 <w:noProof/>
                 <w:webHidden/>
               </w:rPr>
-              <w:instrText xml:space="preserve"> PAGEREF _Toc233105311 \h </w:instrText>
+              <w:instrText xml:space="preserve"> PAGEREF _Toc233150500 \h </w:instrText>
             </w:r>
             <w:r>
               <w:rPr>
@@ -10908,7 +10913,7 @@
               <w:lang w:val="ru-RU" w:eastAsia="ru-RU"/>
             </w:rPr>
           </w:pPr>
-          <w:hyperlink w:anchor="_Toc233105312" w:history="1">
+          <w:hyperlink w:anchor="_Toc233150501" w:history="1">
             <w:r>
               <w:rPr>
                 <w:rStyle w:val="aff8"/>
@@ -10962,7 +10967,7 @@
                 <w:noProof/>
                 <w:webHidden/>
               </w:rPr>
-              <w:instrText xml:space="preserve"> PAGEREF _Toc233105312 \h </w:instrText>
+              <w:instrText xml:space="preserve"> PAGEREF _Toc233150501 \h </w:instrText>
             </w:r>
             <w:r>
               <w:rPr>
@@ -11006,7 +11011,7 @@
               <w:lang w:val="ru-RU" w:eastAsia="ru-RU"/>
             </w:rPr>
           </w:pPr>
-          <w:hyperlink w:anchor="_Toc233105313" w:history="1">
+          <w:hyperlink w:anchor="_Toc233150502" w:history="1">
             <w:r>
               <w:rPr>
                 <w:rStyle w:val="aff8"/>
@@ -11035,7 +11040,7 @@
                 <w:noProof/>
                 <w:webHidden/>
               </w:rPr>
-              <w:instrText xml:space="preserve"> PAGEREF _Toc233105313 \h </w:instrText>
+              <w:instrText xml:space="preserve"> PAGEREF _Toc233150502 \h </w:instrText>
             </w:r>
             <w:r>
               <w:rPr>
@@ -11079,7 +11084,7 @@
               <w:lang w:val="ru-RU" w:eastAsia="ru-RU"/>
             </w:rPr>
           </w:pPr>
-          <w:hyperlink w:anchor="_Toc233105314" w:history="1">
+          <w:hyperlink w:anchor="_Toc233150503" w:history="1">
             <w:r>
               <w:rPr>
                 <w:rStyle w:val="aff8"/>
@@ -11106,7 +11111,7 @@
                 <w:noProof/>
                 <w:webHidden/>
               </w:rPr>
-              <w:instrText xml:space="preserve"> PAGEREF _Toc233105314 \h </w:instrText>
+              <w:instrText xml:space="preserve"> PAGEREF _Toc233150503 \h </w:instrText>
             </w:r>
             <w:r>
               <w:rPr>
@@ -11150,7 +11155,7 @@
               <w:lang w:val="ru-RU" w:eastAsia="ru-RU"/>
             </w:rPr>
           </w:pPr>
-          <w:hyperlink w:anchor="_Toc233105315" w:history="1">
+          <w:hyperlink w:anchor="_Toc233150504" w:history="1">
             <w:r>
               <w:rPr>
                 <w:rStyle w:val="aff8"/>
@@ -11178,7 +11183,7 @@
                 <w:noProof/>
                 <w:webHidden/>
               </w:rPr>
-              <w:instrText xml:space="preserve"> PAGEREF _Toc233105315 \h </w:instrText>
+              <w:instrText xml:space="preserve"> PAGEREF _Toc233150504 \h </w:instrText>
             </w:r>
             <w:r>
               <w:rPr>
@@ -11222,7 +11227,7 @@
               <w:lang w:val="ru-RU" w:eastAsia="ru-RU"/>
             </w:rPr>
           </w:pPr>
-          <w:hyperlink w:anchor="_Toc233105316" w:history="1">
+          <w:hyperlink w:anchor="_Toc233150505" w:history="1">
             <w:r>
               <w:rPr>
                 <w:rStyle w:val="aff8"/>
@@ -11251,7 +11256,7 @@
                 <w:noProof/>
                 <w:webHidden/>
               </w:rPr>
-              <w:instrText xml:space="preserve"> PAGEREF _Toc233105316 \h </w:instrText>
+              <w:instrText xml:space="preserve"> PAGEREF _Toc233150505 \h </w:instrText>
             </w:r>
             <w:r>
               <w:rPr>
@@ -11295,7 +11300,7 @@
               <w:lang w:val="ru-RU" w:eastAsia="ru-RU"/>
             </w:rPr>
           </w:pPr>
-          <w:hyperlink w:anchor="_Toc233105317" w:history="1">
+          <w:hyperlink w:anchor="_Toc233150506" w:history="1">
             <w:r>
               <w:rPr>
                 <w:rStyle w:val="aff8"/>
@@ -11324,7 +11329,7 @@
                 <w:noProof/>
                 <w:webHidden/>
               </w:rPr>
-              <w:instrText xml:space="preserve"> PAGEREF _Toc233105317 \h </w:instrText>
+              <w:instrText xml:space="preserve"> PAGEREF _Toc233150506 \h </w:instrText>
             </w:r>
             <w:r>
               <w:rPr>
@@ -11368,7 +11373,7 @@
               <w:lang w:val="ru-RU" w:eastAsia="ru-RU"/>
             </w:rPr>
           </w:pPr>
-          <w:hyperlink w:anchor="_Toc233105318" w:history="1">
+          <w:hyperlink w:anchor="_Toc233150507" w:history="1">
             <w:r>
               <w:rPr>
                 <w:rStyle w:val="aff8"/>
@@ -11396,7 +11401,7 @@
                 <w:noProof/>
                 <w:webHidden/>
               </w:rPr>
-              <w:instrText xml:space="preserve"> PAGEREF _Toc233105318 \h </w:instrText>
+              <w:instrText xml:space="preserve"> PAGEREF _Toc233150507 \h </w:instrText>
             </w:r>
             <w:r>
               <w:rPr>
@@ -11440,7 +11445,7 @@
               <w:lang w:val="ru-RU" w:eastAsia="ru-RU"/>
             </w:rPr>
           </w:pPr>
-          <w:hyperlink w:anchor="_Toc233105319" w:history="1">
+          <w:hyperlink w:anchor="_Toc233150508" w:history="1">
             <w:r>
               <w:rPr>
                 <w:rStyle w:val="aff8"/>
@@ -11468,7 +11473,7 @@
                 <w:noProof/>
                 <w:webHidden/>
               </w:rPr>
-              <w:instrText xml:space="preserve"> PAGEREF _Toc233105319 \h </w:instrText>
+              <w:instrText xml:space="preserve"> PAGEREF _Toc233150508 \h </w:instrText>
             </w:r>
             <w:r>
               <w:rPr>
@@ -11512,7 +11517,7 @@
               <w:lang w:val="ru-RU" w:eastAsia="ru-RU"/>
             </w:rPr>
           </w:pPr>
-          <w:hyperlink w:anchor="_Toc233105320" w:history="1">
+          <w:hyperlink w:anchor="_Toc233150509" w:history="1">
             <w:r>
               <w:rPr>
                 <w:rStyle w:val="aff8"/>
@@ -11540,7 +11545,7 @@
                 <w:noProof/>
                 <w:webHidden/>
               </w:rPr>
-              <w:instrText xml:space="preserve"> PAGEREF _Toc233105320 \h </w:instrText>
+              <w:instrText xml:space="preserve"> PAGEREF _Toc233150509 \h </w:instrText>
             </w:r>
             <w:r>
               <w:rPr>
@@ -11584,7 +11589,7 @@
               <w:lang w:val="ru-RU" w:eastAsia="ru-RU"/>
             </w:rPr>
           </w:pPr>
-          <w:hyperlink w:anchor="_Toc233105321" w:history="1">
+          <w:hyperlink w:anchor="_Toc233150510" w:history="1">
             <w:r>
               <w:rPr>
                 <w:rStyle w:val="aff8"/>
@@ -11613,7 +11618,7 @@
                 <w:noProof/>
                 <w:webHidden/>
               </w:rPr>
-              <w:instrText xml:space="preserve"> PAGEREF _Toc233105321 \h </w:instrText>
+              <w:instrText xml:space="preserve"> PAGEREF _Toc233150510 \h </w:instrText>
             </w:r>
             <w:r>
               <w:rPr>
@@ -11657,7 +11662,7 @@
               <w:lang w:val="ru-RU" w:eastAsia="ru-RU"/>
             </w:rPr>
           </w:pPr>
-          <w:hyperlink w:anchor="_Toc233105322" w:history="1">
+          <w:hyperlink w:anchor="_Toc233150511" w:history="1">
             <w:r>
               <w:rPr>
                 <w:rStyle w:val="aff8"/>
@@ -11703,7 +11708,7 @@
                 <w:noProof/>
                 <w:webHidden/>
               </w:rPr>
-              <w:instrText xml:space="preserve"> PAGEREF _Toc233105322 \h </w:instrText>
+              <w:instrText xml:space="preserve"> PAGEREF _Toc233150511 \h </w:instrText>
             </w:r>
             <w:r>
               <w:rPr>
@@ -11747,15 +11752,57 @@
               <w:lang w:val="ru-RU" w:eastAsia="ru-RU"/>
             </w:rPr>
           </w:pPr>
-          <w:hyperlink w:anchor="_Toc233105323" w:history="1">
+          <w:hyperlink w:anchor="_Toc233150512" w:history="1">
             <w:r>
               <w:rPr>
                 <w:rStyle w:val="aff8"/>
                 <w:rFonts w:cs="Times New Roman"/>
                 <w:noProof/>
+              </w:rPr>
+              <w:t xml:space="preserve">5.2. </w:t>
+            </w:r>
+            <w:r>
+              <w:rPr>
+                <w:rStyle w:val="aff8"/>
+                <w:rFonts w:cs="Times New Roman"/>
+                <w:noProof/>
                 <w:lang w:val="ru-RU"/>
               </w:rPr>
-              <w:t>5.2. Инструкция по развёртыванию</w:t>
+              <w:t>Инструкция</w:t>
+            </w:r>
+            <w:r>
+              <w:rPr>
+                <w:rStyle w:val="aff8"/>
+                <w:rFonts w:cs="Times New Roman"/>
+                <w:noProof/>
+              </w:rPr>
+              <w:t xml:space="preserve"> </w:t>
+            </w:r>
+            <w:r>
+              <w:rPr>
+                <w:rStyle w:val="aff8"/>
+                <w:rFonts w:cs="Times New Roman"/>
+                <w:noProof/>
+                <w:lang w:val="ru-RU"/>
+              </w:rPr>
+              <w:t>по</w:t>
+            </w:r>
+            <w:r>
+              <w:rPr>
+                <w:rStyle w:val="aff8"/>
+                <w:rFonts w:cs="Times New Roman"/>
+                <w:noProof/>
+              </w:rPr>
+              <w:t xml:space="preserve"> </w:t>
+            </w:r>
+            <w:r>
+              <w:rPr>
+                <w:rStyle w:val="aff8"/>
+                <w:rFonts w:cs="Times New Roman"/>
+                <w:noProof/>
+                <w:lang w:val="ru-RU"/>
+              </w:rPr>
+              <w:t>развёртыванию</w:t>
             </w:r>
             <w:r>
               <w:rPr>
@@ -11776,7 +11823,7 @@
                 <w:noProof/>
                 <w:webHidden/>
               </w:rPr>
-              <w:instrText xml:space="preserve"> PAGEREF _Toc233105323 \h </w:instrText>
+              <w:instrText xml:space="preserve"> PAGEREF _Toc233150512 \h </w:instrText>
             </w:r>
             <w:r>
               <w:rPr>
@@ -11820,7 +11867,7 @@
               <w:lang w:val="ru-RU" w:eastAsia="ru-RU"/>
             </w:rPr>
           </w:pPr>
-          <w:hyperlink w:anchor="_Toc233105324" w:history="1">
+          <w:hyperlink w:anchor="_Toc233150513" w:history="1">
             <w:r>
               <w:rPr>
                 <w:rStyle w:val="aff8"/>
@@ -11849,7 +11896,7 @@
                 <w:noProof/>
                 <w:webHidden/>
               </w:rPr>
-              <w:instrText xml:space="preserve"> PAGEREF _Toc233105324 \h </w:instrText>
+              <w:instrText xml:space="preserve"> PAGEREF _Toc233150513 \h </w:instrText>
             </w:r>
             <w:r>
               <w:rPr>
@@ -11893,7 +11940,7 @@
               <w:lang w:val="ru-RU" w:eastAsia="ru-RU"/>
             </w:rPr>
           </w:pPr>
-          <w:hyperlink w:anchor="_Toc233105325" w:history="1">
+          <w:hyperlink w:anchor="_Toc233150514" w:history="1">
             <w:r>
               <w:rPr>
                 <w:rStyle w:val="aff8"/>
@@ -11921,7 +11968,7 @@
                 <w:noProof/>
                 <w:webHidden/>
               </w:rPr>
-              <w:instrText xml:space="preserve"> PAGEREF _Toc233105325 \h </w:instrText>
+              <w:instrText xml:space="preserve"> PAGEREF _Toc233150514 \h </w:instrText>
             </w:r>
             <w:r>
               <w:rPr>
@@ -11965,7 +12012,7 @@
               <w:lang w:val="ru-RU" w:eastAsia="ru-RU"/>
             </w:rPr>
           </w:pPr>
-          <w:hyperlink w:anchor="_Toc233105326" w:history="1">
+          <w:hyperlink w:anchor="_Toc233150515" w:history="1">
             <w:r>
               <w:rPr>
                 <w:rStyle w:val="aff8"/>
@@ -11993,7 +12040,7 @@
                 <w:noProof/>
                 <w:webHidden/>
               </w:rPr>
-              <w:instrText xml:space="preserve"> PAGEREF _Toc233105326 \h </w:instrText>
+              <w:instrText xml:space="preserve"> PAGEREF _Toc233150515 \h </w:instrText>
             </w:r>
             <w:r>
               <w:rPr>
@@ -12037,7 +12084,7 @@
               <w:lang w:val="ru-RU" w:eastAsia="ru-RU"/>
             </w:rPr>
           </w:pPr>
-          <w:hyperlink w:anchor="_Toc233105327" w:history="1">
+          <w:hyperlink w:anchor="_Toc233150516" w:history="1">
             <w:r>
               <w:rPr>
                 <w:rStyle w:val="aff8"/>
@@ -12065,7 +12112,7 @@
                 <w:noProof/>
                 <w:webHidden/>
               </w:rPr>
-              <w:instrText xml:space="preserve"> PAGEREF _Toc233105327 \h </w:instrText>
+              <w:instrText xml:space="preserve"> PAGEREF _Toc233150516 \h </w:instrText>
             </w:r>
             <w:r>
               <w:rPr>
@@ -12109,7 +12156,7 @@
               <w:lang w:val="ru-RU" w:eastAsia="ru-RU"/>
             </w:rPr>
           </w:pPr>
-          <w:hyperlink w:anchor="_Toc233105328" w:history="1">
+          <w:hyperlink w:anchor="_Toc233150517" w:history="1">
             <w:r>
               <w:rPr>
                 <w:rStyle w:val="aff8"/>
@@ -12180,7 +12227,7 @@
                 <w:noProof/>
                 <w:webHidden/>
               </w:rPr>
-              <w:instrText xml:space="preserve"> PAGEREF _Toc233105328 \h </w:instrText>
+              <w:instrText xml:space="preserve"> PAGEREF _Toc233150517 \h </w:instrText>
             </w:r>
             <w:r>
               <w:rPr>
@@ -12224,7 +12271,7 @@
               <w:lang w:val="ru-RU" w:eastAsia="ru-RU"/>
             </w:rPr>
           </w:pPr>
-          <w:hyperlink w:anchor="_Toc233105329" w:history="1">
+          <w:hyperlink w:anchor="_Toc233150518" w:history="1">
             <w:r>
               <w:rPr>
                 <w:rStyle w:val="aff8"/>
@@ -12253,7 +12300,7 @@
                 <w:noProof/>
                 <w:webHidden/>
               </w:rPr>
-              <w:instrText xml:space="preserve"> PAGEREF _Toc233105329 \h </w:instrText>
+              <w:instrText xml:space="preserve"> PAGEREF _Toc233150518 \h </w:instrText>
             </w:r>
             <w:r>
               <w:rPr>
@@ -12302,7 +12349,7 @@
               <w:docGrid w:linePitch="381"/>
             </w:sectPr>
           </w:pPr>
-          <w:hyperlink w:anchor="_Toc233105330" w:history="1">
+          <w:hyperlink w:anchor="_Toc233150519" w:history="1">
             <w:r>
               <w:rPr>
                 <w:rStyle w:val="aff8"/>
@@ -12331,7 +12378,7 @@
                 <w:noProof/>
                 <w:webHidden/>
               </w:rPr>
-              <w:instrText xml:space="preserve"> PAGEREF _Toc233105330 \h </w:instrText>
+              <w:instrText xml:space="preserve"> PAGEREF _Toc233150519 \h </w:instrText>
             </w:r>
             <w:r>
               <w:rPr>
@@ -12352,6 +12399,213 @@
                 <w:webHidden/>
               </w:rPr>
               <w:t>42</w:t>
+            </w:r>
+            <w:r>
+              <w:rPr>
+                <w:noProof/>
+                <w:webHidden/>
+              </w:rPr>
+              <w:fldChar w:fldCharType="end"/>
+            </w:r>
+          </w:hyperlink>
+        </w:p>
+        <w:bookmarkStart w:id="6" w:name="_GoBack"/>
+        <w:bookmarkEnd w:id="6"/>
+        <w:p>
+          <w:pPr>
+            <w:pStyle w:val="14"/>
+            <w:tabs>
+              <w:tab w:val="right" w:leader="dot" w:pos="9345"/>
+            </w:tabs>
+            <w:rPr>
+              <w:rFonts w:asciiTheme="minorHAnsi" w:hAnsiTheme="minorHAnsi"/>
+              <w:noProof/>
+              <w:sz w:val="22"/>
+              <w:lang w:val="ru-RU" w:eastAsia="ru-RU"/>
+            </w:rPr>
+          </w:pPr>
+          <w:r>
+            <w:rPr>
+              <w:rStyle w:val="aff8"/>
+              <w:noProof/>
+            </w:rPr>
+            <w:lastRenderedPageBreak/>
+            <w:fldChar w:fldCharType="begin"/>
+          </w:r>
+          <w:r>
+            <w:rPr>
+              <w:rStyle w:val="aff8"/>
+              <w:noProof/>
+            </w:rPr>
+            <w:instrText xml:space="preserve"> </w:instrText>
+          </w:r>
+          <w:r>
+            <w:rPr>
+              <w:noProof/>
+            </w:rPr>
+            <w:instrText>HYPERLINK \l "_Toc233150520"</w:instrText>
+          </w:r>
+          <w:r>
+            <w:rPr>
+              <w:rStyle w:val="aff8"/>
+              <w:noProof/>
+            </w:rPr>
+            <w:instrText xml:space="preserve"> </w:instrText>
+          </w:r>
+          <w:r>
+            <w:rPr>
+              <w:rStyle w:val="aff8"/>
+              <w:noProof/>
+            </w:rPr>
+          </w:r>
+          <w:r>
+            <w:rPr>
+              <w:rStyle w:val="aff8"/>
+              <w:noProof/>
+            </w:rPr>
+            <w:fldChar w:fldCharType="separate"/>
+          </w:r>
+          <w:r>
+            <w:rPr>
+              <w:rStyle w:val="aff8"/>
+              <w:noProof/>
+              <w:lang w:val="ru-RU"/>
+            </w:rPr>
+            <w:t>Приложение А.</w:t>
+          </w:r>
+          <w:r>
+            <w:rPr>
+              <w:rStyle w:val="aff8"/>
+              <w:noProof/>
+            </w:rPr>
+            <w:t xml:space="preserve"> </w:t>
+          </w:r>
+          <w:r>
+            <w:rPr>
+              <w:rStyle w:val="aff8"/>
+              <w:noProof/>
+              <w:lang w:val="ru-RU"/>
+            </w:rPr>
+            <w:t>Листинги кода</w:t>
+          </w:r>
+          <w:r>
+            <w:rPr>
+              <w:noProof/>
+              <w:webHidden/>
+            </w:rPr>
+            <w:tab/>
+          </w:r>
+          <w:r>
+            <w:rPr>
+              <w:noProof/>
+              <w:webHidden/>
+            </w:rPr>
+            <w:fldChar w:fldCharType="begin"/>
+          </w:r>
+          <w:r>
+            <w:rPr>
+              <w:noProof/>
+              <w:webHidden/>
+            </w:rPr>
+            <w:instrText xml:space="preserve"> PAGEREF _Toc233150520 \h </w:instrText>
+          </w:r>
+          <w:r>
+            <w:rPr>
+              <w:noProof/>
+              <w:webHidden/>
+            </w:rPr>
+          </w:r>
+          <w:r>
+            <w:rPr>
+              <w:noProof/>
+              <w:webHidden/>
+            </w:rPr>
+            <w:fldChar w:fldCharType="separate"/>
+          </w:r>
+          <w:r>
+            <w:rPr>
+              <w:noProof/>
+              <w:webHidden/>
+            </w:rPr>
+            <w:t>43</w:t>
+          </w:r>
+          <w:r>
+            <w:rPr>
+              <w:noProof/>
+              <w:webHidden/>
+            </w:rPr>
+            <w:fldChar w:fldCharType="end"/>
+          </w:r>
+          <w:r>
+            <w:rPr>
+              <w:rStyle w:val="aff8"/>
+              <w:noProof/>
+            </w:rPr>
+            <w:fldChar w:fldCharType="end"/>
+          </w:r>
+        </w:p>
+        <w:p>
+          <w:pPr>
+            <w:pStyle w:val="14"/>
+            <w:tabs>
+              <w:tab w:val="right" w:leader="dot" w:pos="9345"/>
+            </w:tabs>
+            <w:rPr>
+              <w:rFonts w:asciiTheme="minorHAnsi" w:hAnsiTheme="minorHAnsi"/>
+              <w:noProof/>
+              <w:sz w:val="22"/>
+              <w:lang w:val="ru-RU" w:eastAsia="ru-RU"/>
+            </w:rPr>
+          </w:pPr>
+          <w:hyperlink w:anchor="_Toc233150521" w:history="1">
+            <w:r>
+              <w:rPr>
+                <w:rStyle w:val="aff8"/>
+                <w:noProof/>
+                <w:lang w:val="ru-RU"/>
+              </w:rPr>
+              <w:t>Приложение Б. Структура каталогов репозитория</w:t>
+            </w:r>
+            <w:r>
+              <w:rPr>
+                <w:noProof/>
+                <w:webHidden/>
+              </w:rPr>
+              <w:tab/>
+            </w:r>
+            <w:r>
+              <w:rPr>
+                <w:noProof/>
+                <w:webHidden/>
+              </w:rPr>
+              <w:fldChar w:fldCharType="begin"/>
+            </w:r>
+            <w:r>
+              <w:rPr>
+                <w:noProof/>
+                <w:webHidden/>
+              </w:rPr>
+              <w:instrText xml:space="preserve"> PAGEREF _Toc233150521 \h </w:instrText>
+            </w:r>
+            <w:r>
+              <w:rPr>
+                <w:noProof/>
+                <w:webHidden/>
+              </w:rPr>
+            </w:r>
+            <w:r>
+              <w:rPr>
+                <w:noProof/>
+                <w:webHidden/>
+              </w:rPr>
+              <w:fldChar w:fldCharType="separate"/>
+            </w:r>
+            <w:r>
+              <w:rPr>
+                <w:noProof/>
+                <w:webHidden/>
+              </w:rPr>
+              <w:t>44</w:t>
             </w:r>
             <w:r>
               <w:rPr>
@@ -12375,14 +12629,59 @@
               <w:lang w:val="ru-RU" w:eastAsia="ru-RU"/>
             </w:rPr>
           </w:pPr>
-          <w:hyperlink w:anchor="_Toc233105331" w:history="1">
+          <w:hyperlink w:anchor="_Toc233150522" w:history="1">
             <w:r>
               <w:rPr>
                 <w:rStyle w:val="aff8"/>
                 <w:noProof/>
                 <w:lang w:val="ru-RU"/>
               </w:rPr>
-              <w:t>Приложение А. Структура каталогов репозитория</w:t>
+              <w:t>Приложение</w:t>
+            </w:r>
+            <w:r>
+              <w:rPr>
+                <w:rStyle w:val="aff8"/>
+                <w:noProof/>
+              </w:rPr>
+              <w:t xml:space="preserve"> </w:t>
+            </w:r>
+            <w:r>
+              <w:rPr>
+                <w:rStyle w:val="aff8"/>
+                <w:noProof/>
+                <w:lang w:val="ru-RU"/>
+              </w:rPr>
+              <w:t>В</w:t>
+            </w:r>
+            <w:r>
+              <w:rPr>
+                <w:rStyle w:val="aff8"/>
+                <w:noProof/>
+              </w:rPr>
+              <w:t xml:space="preserve">. </w:t>
+            </w:r>
+            <w:r>
+              <w:rPr>
+                <w:rStyle w:val="aff8"/>
+                <w:noProof/>
+                <w:lang w:val="ru-RU"/>
+              </w:rPr>
+              <w:t>Скриншоты</w:t>
+            </w:r>
+            <w:r>
+              <w:rPr>
+                <w:rStyle w:val="aff8"/>
+                <w:noProof/>
+              </w:rPr>
+              <w:t xml:space="preserve"> </w:t>
+            </w:r>
+            <w:r>
+              <w:rPr>
+                <w:rStyle w:val="aff8"/>
+                <w:noProof/>
+                <w:lang w:val="ru-RU"/>
+              </w:rPr>
+              <w:t>интерфейсов</w:t>
             </w:r>
             <w:r>
               <w:rPr>
@@ -12403,7 +12702,7 @@
                 <w:noProof/>
                 <w:webHidden/>
               </w:rPr>
-              <w:instrText xml:space="preserve"> PAGEREF _Toc233105331 \h </w:instrText>
+              <w:instrText xml:space="preserve"> PAGEREF _Toc233150522 \h </w:instrText>
             </w:r>
             <w:r>
               <w:rPr>
@@ -12423,7 +12722,7 @@
                 <w:noProof/>
                 <w:webHidden/>
               </w:rPr>
-              <w:t>43</w:t>
+              <w:t>45</w:t>
             </w:r>
             <w:r>
               <w:rPr>
@@ -12442,64 +12741,20 @@
             </w:tabs>
             <w:rPr>
               <w:rFonts w:asciiTheme="minorHAnsi" w:hAnsiTheme="minorHAnsi"/>
+              <w:b/>
               <w:noProof/>
               <w:sz w:val="22"/>
               <w:lang w:val="ru-RU" w:eastAsia="ru-RU"/>
             </w:rPr>
           </w:pPr>
-          <w:hyperlink w:anchor="_Toc233105332" w:history="1">
+          <w:hyperlink w:anchor="_Toc233150523" w:history="1">
             <w:r>
               <w:rPr>
                 <w:rStyle w:val="aff8"/>
                 <w:noProof/>
-                <w:lang w:val="ru-RU"/>
-              </w:rPr>
-              <w:t>Приложение</w:t>
-            </w:r>
-            <w:r>
-              <w:rPr>
-                <w:rStyle w:val="aff8"/>
-                <w:noProof/>
-              </w:rPr>
-              <w:t xml:space="preserve"> </w:t>
-            </w:r>
-            <w:r>
-              <w:rPr>
-                <w:rStyle w:val="aff8"/>
-                <w:noProof/>
-                <w:lang w:val="ru-RU"/>
-              </w:rPr>
-              <w:t>Б</w:t>
-            </w:r>
-            <w:r>
-              <w:rPr>
-                <w:rStyle w:val="aff8"/>
-                <w:noProof/>
-              </w:rPr>
-              <w:t xml:space="preserve">. </w:t>
-            </w:r>
-            <w:r>
-              <w:rPr>
-                <w:rStyle w:val="aff8"/>
-                <w:noProof/>
-                <w:lang w:val="ru-RU"/>
-              </w:rPr>
-              <w:t>Скриншоты</w:t>
-            </w:r>
-            <w:r>
-              <w:rPr>
-                <w:rStyle w:val="aff8"/>
-                <w:noProof/>
-              </w:rPr>
-              <w:t xml:space="preserve"> </w:t>
-            </w:r>
-            <w:r>
-              <w:rPr>
-                <w:rStyle w:val="aff8"/>
-                <w:noProof/>
-                <w:lang w:val="ru-RU"/>
-              </w:rPr>
-              <w:t>интерфейсов</w:t>
+                <w:lang w:val="ru-RU" w:eastAsia="ru-RU"/>
+              </w:rPr>
+              <w:t>Приложение Г. Результаты тестирования</w:t>
             </w:r>
             <w:r>
               <w:rPr>
@@ -12520,7 +12775,7 @@
                 <w:noProof/>
                 <w:webHidden/>
               </w:rPr>
-              <w:instrText xml:space="preserve"> PAGEREF _Toc233105332 \h </w:instrText>
+              <w:instrText xml:space="preserve"> PAGEREF _Toc233150523 \h </w:instrText>
             </w:r>
             <w:r>
               <w:rPr>
@@ -12540,79 +12795,7 @@
                 <w:noProof/>
                 <w:webHidden/>
               </w:rPr>
-              <w:t>44</w:t>
-            </w:r>
-            <w:r>
-              <w:rPr>
-                <w:noProof/>
-                <w:webHidden/>
-              </w:rPr>
-              <w:fldChar w:fldCharType="end"/>
-            </w:r>
-          </w:hyperlink>
-        </w:p>
-        <w:p>
-          <w:pPr>
-            <w:pStyle w:val="14"/>
-            <w:tabs>
-              <w:tab w:val="right" w:leader="dot" w:pos="9345"/>
-            </w:tabs>
-            <w:rPr>
-              <w:rFonts w:asciiTheme="minorHAnsi" w:hAnsiTheme="minorHAnsi"/>
-              <w:noProof/>
-              <w:sz w:val="22"/>
-              <w:lang w:val="ru-RU" w:eastAsia="ru-RU"/>
-            </w:rPr>
-          </w:pPr>
-          <w:hyperlink w:anchor="_Toc233105333" w:history="1">
-            <w:r>
-              <w:rPr>
-                <w:rStyle w:val="aff8"/>
-                <w:noProof/>
-                <w:lang w:val="ru-RU" w:eastAsia="ru-RU"/>
-              </w:rPr>
-              <w:t>Приложение В. Результаты тестирования</w:t>
-            </w:r>
-            <w:r>
-              <w:rPr>
-                <w:noProof/>
-                <w:webHidden/>
-              </w:rPr>
-              <w:tab/>
-            </w:r>
-            <w:r>
-              <w:rPr>
-                <w:noProof/>
-                <w:webHidden/>
-              </w:rPr>
-              <w:fldChar w:fldCharType="begin"/>
-            </w:r>
-            <w:r>
-              <w:rPr>
-                <w:noProof/>
-                <w:webHidden/>
-              </w:rPr>
-              <w:instrText xml:space="preserve"> PAGEREF _Toc233105333 \h </w:instrText>
-            </w:r>
-            <w:r>
-              <w:rPr>
-                <w:noProof/>
-                <w:webHidden/>
-              </w:rPr>
-            </w:r>
-            <w:r>
-              <w:rPr>
-                <w:noProof/>
-                <w:webHidden/>
-              </w:rPr>
-              <w:fldChar w:fldCharType="separate"/>
-            </w:r>
-            <w:r>
-              <w:rPr>
-                <w:noProof/>
-                <w:webHidden/>
-              </w:rPr>
-              <w:t>49</w:t>
+              <w:t>50</w:t>
             </w:r>
             <w:r>
               <w:rPr>
@@ -12674,7 +12857,7 @@
           <w:lang w:val="ru-RU"/>
         </w:rPr>
       </w:pPr>
-      <w:bookmarkStart w:id="4" w:name="_Toc233105271"/>
+      <w:bookmarkStart w:id="7" w:name="_Toc233150460"/>
       <w:r>
         <w:rPr>
           <w:lang w:val="ru-RU"/>
@@ -12682,7 +12865,7 @@
         <w:lastRenderedPageBreak/>
         <w:t>Введение</w:t>
       </w:r>
-      <w:bookmarkEnd w:id="4"/>
+      <w:bookmarkEnd w:id="7"/>
     </w:p>
     <w:p>
       <w:pPr>
@@ -13331,7 +13514,7 @@
           <w:lang w:val="ru-RU"/>
         </w:rPr>
       </w:pPr>
-      <w:bookmarkStart w:id="5" w:name="_Toc233105272"/>
+      <w:bookmarkStart w:id="8" w:name="_Toc233150461"/>
       <w:r>
         <w:rPr>
           <w:lang w:val="ru-RU"/>
@@ -13345,7 +13528,7 @@
         </w:rPr>
         <w:t>Аналитическая часть</w:t>
       </w:r>
-      <w:bookmarkEnd w:id="5"/>
+      <w:bookmarkEnd w:id="8"/>
     </w:p>
     <w:p>
       <w:pPr>
@@ -13361,14 +13544,14 @@
           <w:lang w:val="ru-RU"/>
         </w:rPr>
       </w:pPr>
-      <w:bookmarkStart w:id="6" w:name="_Toc233105273"/>
+      <w:bookmarkStart w:id="9" w:name="_Toc233150462"/>
       <w:r>
         <w:rPr>
           <w:lang w:val="ru-RU"/>
         </w:rPr>
         <w:t>1.1 Описание предметной области</w:t>
       </w:r>
-      <w:bookmarkEnd w:id="6"/>
+      <w:bookmarkEnd w:id="9"/>
     </w:p>
     <w:p>
       <w:pPr>
@@ -13480,7 +13663,7 @@
           <w:lang w:val="ru-RU"/>
         </w:rPr>
       </w:pPr>
-      <w:bookmarkStart w:id="7" w:name="_Toc233105274"/>
+      <w:bookmarkStart w:id="10" w:name="_Toc233150463"/>
       <w:r>
         <w:rPr>
           <w:lang w:val="ru-RU"/>
@@ -13493,7 +13676,7 @@
         </w:rPr>
         <w:t xml:space="preserve"> Анализ бизнес-процессов</w:t>
       </w:r>
-      <w:bookmarkEnd w:id="7"/>
+      <w:bookmarkEnd w:id="10"/>
     </w:p>
     <w:p>
       <w:pPr>
@@ -14095,14 +14278,14 @@
       <w:pPr>
         <w:pStyle w:val="21"/>
       </w:pPr>
-      <w:bookmarkStart w:id="8" w:name="_Toc233105275"/>
+      <w:bookmarkStart w:id="11" w:name="_Toc233150464"/>
       <w:r>
         <w:t>1.3</w:t>
       </w:r>
       <w:r>
         <w:t xml:space="preserve"> SWOT-анализ</w:t>
       </w:r>
-      <w:bookmarkEnd w:id="8"/>
+      <w:bookmarkEnd w:id="11"/>
     </w:p>
     <w:p>
       <w:pPr>
@@ -14391,7 +14574,7 @@
           <w:lang w:val="ru-RU"/>
         </w:rPr>
       </w:pPr>
-      <w:bookmarkStart w:id="9" w:name="_Toc233105276"/>
+      <w:bookmarkStart w:id="12" w:name="_Toc233150465"/>
       <w:r>
         <w:rPr>
           <w:lang w:val="ru-RU"/>
@@ -14404,7 +14587,7 @@
         </w:rPr>
         <w:t xml:space="preserve"> Анализ аналогов и конкурентов</w:t>
       </w:r>
-      <w:bookmarkEnd w:id="9"/>
+      <w:bookmarkEnd w:id="12"/>
     </w:p>
     <w:p>
       <w:pPr>
@@ -15431,7 +15614,7 @@
           <w:lang w:val="ru-RU"/>
         </w:rPr>
       </w:pPr>
-      <w:bookmarkStart w:id="10" w:name="_Toc233105277"/>
+      <w:bookmarkStart w:id="13" w:name="_Toc233150466"/>
       <w:r>
         <w:rPr>
           <w:szCs w:val="28"/>
@@ -15459,7 +15642,7 @@
         </w:rPr>
         <w:t>)</w:t>
       </w:r>
-      <w:bookmarkEnd w:id="10"/>
+      <w:bookmarkEnd w:id="13"/>
     </w:p>
     <w:p>
       <w:pPr>
@@ -15928,7 +16111,7 @@
           <w:lang w:val="ru-RU"/>
         </w:rPr>
       </w:pPr>
-      <w:bookmarkStart w:id="11" w:name="_Toc233105278"/>
+      <w:bookmarkStart w:id="14" w:name="_Toc233150467"/>
       <w:r>
         <w:rPr>
           <w:lang w:val="ru-RU"/>
@@ -15948,7 +16131,7 @@
         </w:rPr>
         <w:t>роектная часть</w:t>
       </w:r>
-      <w:bookmarkEnd w:id="11"/>
+      <w:bookmarkEnd w:id="14"/>
     </w:p>
     <w:p>
       <w:pPr>
@@ -15965,14 +16148,14 @@
           <w:lang w:val="ru-RU"/>
         </w:rPr>
       </w:pPr>
-      <w:bookmarkStart w:id="12" w:name="_Toc233105279"/>
+      <w:bookmarkStart w:id="15" w:name="_Toc233150468"/>
       <w:r>
         <w:rPr>
           <w:lang w:val="ru-RU"/>
         </w:rPr>
         <w:t>2.1 Модель требований к ПО</w:t>
       </w:r>
-      <w:bookmarkEnd w:id="12"/>
+      <w:bookmarkEnd w:id="15"/>
     </w:p>
     <w:p>
       <w:pPr>
@@ -15982,7 +16165,7 @@
           <w:lang w:val="ru-RU"/>
         </w:rPr>
       </w:pPr>
-      <w:bookmarkStart w:id="13" w:name="_Toc233105280"/>
+      <w:bookmarkStart w:id="16" w:name="_Toc233150469"/>
       <w:r>
         <w:rPr>
           <w:lang w:val="ru-RU"/>
@@ -16001,7 +16184,7 @@
         </w:rPr>
         <w:t xml:space="preserve"> Акторы системы</w:t>
       </w:r>
-      <w:bookmarkEnd w:id="13"/>
+      <w:bookmarkEnd w:id="16"/>
     </w:p>
     <w:p>
       <w:pPr>
@@ -16315,12 +16498,12 @@
       <w:pPr>
         <w:pStyle w:val="31"/>
       </w:pPr>
-      <w:bookmarkStart w:id="14" w:name="_Toc233105281"/>
+      <w:bookmarkStart w:id="17" w:name="_Toc233150470"/>
       <w:r>
         <w:lastRenderedPageBreak/>
         <w:t>2.1.2 Основные прецеденты</w:t>
       </w:r>
-      <w:bookmarkEnd w:id="14"/>
+      <w:bookmarkEnd w:id="17"/>
     </w:p>
     <w:p>
       <w:pPr>
@@ -17066,14 +17249,14 @@
       <w:pPr>
         <w:pStyle w:val="31"/>
       </w:pPr>
-      <w:bookmarkStart w:id="15" w:name="_Toc233105282"/>
+      <w:bookmarkStart w:id="18" w:name="_Toc233150471"/>
       <w:r>
         <w:t>2.1.3</w:t>
       </w:r>
       <w:r>
         <w:t xml:space="preserve"> Спецификация ключевого прецедента UC-04</w:t>
       </w:r>
-      <w:bookmarkEnd w:id="15"/>
+      <w:bookmarkEnd w:id="18"/>
     </w:p>
     <w:p>
       <w:pPr>
@@ -17276,14 +17459,14 @@
       <w:pPr>
         <w:pStyle w:val="31"/>
       </w:pPr>
-      <w:bookmarkStart w:id="16" w:name="_Toc233105283"/>
+      <w:bookmarkStart w:id="19" w:name="_Toc233150472"/>
       <w:r>
         <w:t xml:space="preserve">2.1.4 </w:t>
       </w:r>
       <w:r>
         <w:t>Нефункциональные требования</w:t>
       </w:r>
-      <w:bookmarkEnd w:id="16"/>
+      <w:bookmarkEnd w:id="19"/>
     </w:p>
     <w:p/>
     <w:p/>
@@ -17632,7 +17815,7 @@
           <w:lang w:val="ru-RU"/>
         </w:rPr>
       </w:pPr>
-      <w:bookmarkStart w:id="17" w:name="_Toc233105284"/>
+      <w:bookmarkStart w:id="20" w:name="_Toc233150473"/>
       <w:r>
         <w:rPr>
           <w:lang w:val="ru-RU"/>
@@ -17663,7 +17846,7 @@
         </w:rPr>
         <w:t xml:space="preserve"> (модель предметной области)</w:t>
       </w:r>
-      <w:bookmarkEnd w:id="17"/>
+      <w:bookmarkEnd w:id="20"/>
     </w:p>
     <w:p>
       <w:pPr>
@@ -18481,7 +18664,7 @@
           <w:lang w:val="ru-RU"/>
         </w:rPr>
       </w:pPr>
-      <w:bookmarkStart w:id="18" w:name="_Toc233105285"/>
+      <w:bookmarkStart w:id="21" w:name="_Toc233150474"/>
       <w:r>
         <w:rPr>
           <w:szCs w:val="28"/>
@@ -18489,7 +18672,7 @@
         </w:rPr>
         <w:t>2.3 Архитектурное проектирование</w:t>
       </w:r>
-      <w:bookmarkEnd w:id="18"/>
+      <w:bookmarkEnd w:id="21"/>
     </w:p>
     <w:p>
       <w:pPr>
@@ -18500,7 +18683,7 @@
           <w:lang w:val="ru-RU"/>
         </w:rPr>
       </w:pPr>
-      <w:bookmarkStart w:id="19" w:name="_Toc233105286"/>
+      <w:bookmarkStart w:id="22" w:name="_Toc233150475"/>
       <w:r>
         <w:rPr>
           <w:szCs w:val="28"/>
@@ -18521,7 +18704,7 @@
         </w:rPr>
         <w:t>PCMEF</w:t>
       </w:r>
-      <w:bookmarkEnd w:id="19"/>
+      <w:bookmarkEnd w:id="22"/>
     </w:p>
     <w:p>
       <w:pPr>
@@ -19121,7 +19304,7 @@
           <w:lang w:val="ru-RU"/>
         </w:rPr>
       </w:pPr>
-      <w:bookmarkStart w:id="20" w:name="_Toc233105287"/>
+      <w:bookmarkStart w:id="23" w:name="_Toc233150476"/>
       <w:r>
         <w:rPr>
           <w:lang w:val="ru-RU"/>
@@ -19134,7 +19317,7 @@
         </w:rPr>
         <w:t xml:space="preserve"> Интерфейсы между слоями (контракты)</w:t>
       </w:r>
-      <w:bookmarkEnd w:id="20"/>
+      <w:bookmarkEnd w:id="23"/>
     </w:p>
     <w:p>
       <w:pPr>
@@ -19553,7 +19736,7 @@
           <w:lang w:val="ru-RU"/>
         </w:rPr>
       </w:pPr>
-      <w:bookmarkStart w:id="21" w:name="_Toc233105288"/>
+      <w:bookmarkStart w:id="24" w:name="_Toc233150477"/>
       <w:r>
         <w:rPr>
           <w:lang w:val="ru-RU"/>
@@ -19575,7 +19758,7 @@
         </w:rPr>
         <w:t>)</w:t>
       </w:r>
-      <w:bookmarkEnd w:id="21"/>
+      <w:bookmarkEnd w:id="24"/>
     </w:p>
     <w:p>
       <w:pPr>
@@ -20283,7 +20466,7 @@
           <w:lang w:val="ru-RU"/>
         </w:rPr>
       </w:pPr>
-      <w:bookmarkStart w:id="22" w:name="_Toc233105289"/>
+      <w:bookmarkStart w:id="25" w:name="_Toc233150478"/>
       <w:r>
         <w:rPr>
           <w:rFonts w:cs="Times New Roman"/>
@@ -20300,7 +20483,7 @@
         </w:rPr>
         <w:t xml:space="preserve"> Проектирование базы данных</w:t>
       </w:r>
-      <w:bookmarkEnd w:id="22"/>
+      <w:bookmarkEnd w:id="25"/>
     </w:p>
     <w:p>
       <w:pPr>
@@ -20312,7 +20495,7 @@
           <w:lang w:val="ru-RU"/>
         </w:rPr>
       </w:pPr>
-      <w:bookmarkStart w:id="23" w:name="_Toc233105290"/>
+      <w:bookmarkStart w:id="26" w:name="_Toc233150479"/>
       <w:r>
         <w:rPr>
           <w:rFonts w:cs="Times New Roman"/>
@@ -20329,7 +20512,7 @@
         </w:rPr>
         <w:t xml:space="preserve"> Описание таблиц</w:t>
       </w:r>
-      <w:bookmarkEnd w:id="23"/>
+      <w:bookmarkEnd w:id="26"/>
     </w:p>
     <w:p>
       <w:pPr>
@@ -20628,6 +20811,7 @@
               <w:ind w:firstLine="0"/>
             </w:pPr>
             <w:r>
+              <w:lastRenderedPageBreak/>
               <w:t>meditation_sessions</w:t>
             </w:r>
           </w:p>
@@ -20712,7 +20896,7 @@
           <w:lang w:val="ru-RU"/>
         </w:rPr>
       </w:pPr>
-      <w:bookmarkStart w:id="24" w:name="_Toc233105291"/>
+      <w:bookmarkStart w:id="27" w:name="_Toc233150480"/>
       <w:r>
         <w:rPr>
           <w:rFonts w:cs="Times New Roman"/>
@@ -20736,7 +20920,7 @@
         </w:rPr>
         <w:t>ORM</w:t>
       </w:r>
-      <w:bookmarkEnd w:id="24"/>
+      <w:bookmarkEnd w:id="27"/>
     </w:p>
     <w:p>
       <w:pPr>
@@ -21353,7 +21537,7 @@
           <w:szCs w:val="28"/>
         </w:rPr>
       </w:pPr>
-      <w:bookmarkStart w:id="25" w:name="_Toc233105292"/>
+      <w:bookmarkStart w:id="28" w:name="_Toc233150481"/>
       <w:r>
         <w:rPr>
           <w:rFonts w:cs="Times New Roman"/>
@@ -21368,7 +21552,7 @@
         </w:rPr>
         <w:t xml:space="preserve"> Фрагмент DDL-скрипта</w:t>
       </w:r>
-      <w:bookmarkEnd w:id="25"/>
+      <w:bookmarkEnd w:id="28"/>
     </w:p>
     <w:p>
       <w:pPr>
@@ -21508,7 +21692,7 @@
           <w:lang w:val="ru-RU"/>
         </w:rPr>
       </w:pPr>
-      <w:bookmarkStart w:id="26" w:name="_Toc233105293"/>
+      <w:bookmarkStart w:id="29" w:name="_Toc233150482"/>
       <w:r>
         <w:rPr>
           <w:rFonts w:cs="Times New Roman"/>
@@ -21526,7 +21710,7 @@
         </w:rPr>
         <w:t xml:space="preserve"> Детальное проектирование</w:t>
       </w:r>
-      <w:bookmarkEnd w:id="26"/>
+      <w:bookmarkEnd w:id="29"/>
     </w:p>
     <w:p>
       <w:pPr>
@@ -21538,7 +21722,7 @@
           <w:lang w:val="ru-RU"/>
         </w:rPr>
       </w:pPr>
-      <w:bookmarkStart w:id="27" w:name="_Toc233105294"/>
+      <w:bookmarkStart w:id="30" w:name="_Toc233150483"/>
       <w:r>
         <w:rPr>
           <w:rFonts w:cs="Times New Roman"/>
@@ -21555,7 +21739,7 @@
         </w:rPr>
         <w:t xml:space="preserve"> Диаграмма последовательности: «Запись настроения»</w:t>
       </w:r>
-      <w:bookmarkEnd w:id="27"/>
+      <w:bookmarkEnd w:id="30"/>
     </w:p>
     <w:p>
       <w:pPr>
@@ -22029,7 +22213,7 @@
           <w:lang w:val="ru-RU"/>
         </w:rPr>
       </w:pPr>
-      <w:bookmarkStart w:id="28" w:name="_Toc233105295"/>
+      <w:bookmarkStart w:id="31" w:name="_Toc233150484"/>
       <w:r>
         <w:rPr>
           <w:rFonts w:cs="Times New Roman"/>
@@ -22046,7 +22230,7 @@
         </w:rPr>
         <w:t xml:space="preserve"> Диаграмма последовательности: «Аутентификация»</w:t>
       </w:r>
-      <w:bookmarkEnd w:id="28"/>
+      <w:bookmarkEnd w:id="31"/>
     </w:p>
     <w:p>
       <w:pPr>
@@ -22421,7 +22605,7 @@
           <w:lang w:val="ru-RU"/>
         </w:rPr>
       </w:pPr>
-      <w:bookmarkStart w:id="29" w:name="_Toc233105296"/>
+      <w:bookmarkStart w:id="32" w:name="_Toc233150485"/>
       <w:r>
         <w:rPr>
           <w:rFonts w:cs="Times New Roman"/>
@@ -22445,7 +22629,7 @@
         </w:rPr>
         <w:t xml:space="preserve"> в проекте</w:t>
       </w:r>
-      <w:bookmarkEnd w:id="29"/>
+      <w:bookmarkEnd w:id="32"/>
     </w:p>
     <w:p>
       <w:pPr>
@@ -22874,7 +23058,7 @@
           <w:lang w:val="ru-RU"/>
         </w:rPr>
       </w:pPr>
-      <w:bookmarkStart w:id="30" w:name="_Toc233105297"/>
+      <w:bookmarkStart w:id="33" w:name="_Toc233150486"/>
       <w:r>
         <w:rPr>
           <w:rFonts w:cs="Times New Roman"/>
@@ -22890,7 +23074,7 @@
         </w:rPr>
         <w:t>Реализационная часть</w:t>
       </w:r>
-      <w:bookmarkEnd w:id="30"/>
+      <w:bookmarkEnd w:id="33"/>
     </w:p>
     <w:p>
       <w:pPr>
@@ -22909,7 +23093,7 @@
           <w:lang w:val="ru-RU"/>
         </w:rPr>
       </w:pPr>
-      <w:bookmarkStart w:id="31" w:name="_Toc233105298"/>
+      <w:bookmarkStart w:id="34" w:name="_Toc233150487"/>
       <w:r>
         <w:rPr>
           <w:rFonts w:cs="Times New Roman"/>
@@ -22926,7 +23110,7 @@
         </w:rPr>
         <w:t xml:space="preserve"> Структура проекта</w:t>
       </w:r>
-      <w:bookmarkEnd w:id="31"/>
+      <w:bookmarkEnd w:id="34"/>
     </w:p>
     <w:p>
       <w:pPr>
@@ -23228,7 +23412,7 @@
           <w:lang w:val="ru-RU"/>
         </w:rPr>
       </w:pPr>
-      <w:bookmarkStart w:id="32" w:name="_Toc233105299"/>
+      <w:bookmarkStart w:id="35" w:name="_Toc233150488"/>
       <w:r>
         <w:rPr>
           <w:rFonts w:cs="Times New Roman"/>
@@ -23260,7 +23444,7 @@
         </w:rPr>
         <w:t>)</w:t>
       </w:r>
-      <w:bookmarkEnd w:id="32"/>
+      <w:bookmarkEnd w:id="35"/>
     </w:p>
     <w:p>
       <w:pPr>
@@ -23272,7 +23456,7 @@
           <w:lang w:val="ru-RU"/>
         </w:rPr>
       </w:pPr>
-      <w:bookmarkStart w:id="33" w:name="_Toc233105300"/>
+      <w:bookmarkStart w:id="36" w:name="_Toc233150489"/>
       <w:r>
         <w:rPr>
           <w:rFonts w:cs="Times New Roman"/>
@@ -23319,7 +23503,7 @@
         </w:rPr>
         <w:t>)</w:t>
       </w:r>
-      <w:bookmarkEnd w:id="33"/>
+      <w:bookmarkEnd w:id="36"/>
     </w:p>
     <w:p>
       <w:pPr>
@@ -23800,7 +23984,7 @@
           <w:lang w:val="ru-RU"/>
         </w:rPr>
       </w:pPr>
-      <w:bookmarkStart w:id="34" w:name="_Toc233105301"/>
+      <w:bookmarkStart w:id="37" w:name="_Toc233150490"/>
       <w:r>
         <w:rPr>
           <w:rFonts w:cs="Times New Roman"/>
@@ -23839,7 +24023,7 @@
         </w:rPr>
         <w:t>)</w:t>
       </w:r>
-      <w:bookmarkEnd w:id="34"/>
+      <w:bookmarkEnd w:id="37"/>
     </w:p>
     <w:p>
       <w:pPr>
@@ -24176,7 +24360,7 @@
           <w:szCs w:val="28"/>
         </w:rPr>
       </w:pPr>
-      <w:bookmarkStart w:id="35" w:name="_Toc233105302"/>
+      <w:bookmarkStart w:id="38" w:name="_Toc233150491"/>
       <w:r>
         <w:rPr>
           <w:rFonts w:cs="Times New Roman"/>
@@ -24205,7 +24389,7 @@
         </w:rPr>
         <w:t xml:space="preserve"> Сервисы (M)</w:t>
       </w:r>
-      <w:bookmarkEnd w:id="35"/>
+      <w:bookmarkEnd w:id="38"/>
     </w:p>
     <w:p>
       <w:pPr>
@@ -24604,7 +24788,7 @@
           <w:lang w:val="ru-RU"/>
         </w:rPr>
       </w:pPr>
-      <w:bookmarkStart w:id="36" w:name="_Toc233105303"/>
+      <w:bookmarkStart w:id="39" w:name="_Toc233150492"/>
       <w:r>
         <w:rPr>
           <w:rFonts w:cs="Times New Roman"/>
@@ -24682,7 +24866,7 @@
         </w:rPr>
         <w:t>)</w:t>
       </w:r>
-      <w:bookmarkEnd w:id="36"/>
+      <w:bookmarkEnd w:id="39"/>
     </w:p>
     <w:p>
       <w:pPr>
@@ -25119,7 +25303,7 @@
           <w:lang w:val="ru-RU"/>
         </w:rPr>
       </w:pPr>
-      <w:bookmarkStart w:id="37" w:name="_Toc233105304"/>
+      <w:bookmarkStart w:id="40" w:name="_Toc233150493"/>
       <w:r>
         <w:rPr>
           <w:rFonts w:cs="Times New Roman"/>
@@ -25152,7 +25336,7 @@
         </w:rPr>
         <w:t>-клиента</w:t>
       </w:r>
-      <w:bookmarkEnd w:id="37"/>
+      <w:bookmarkEnd w:id="40"/>
     </w:p>
     <w:p>
       <w:pPr>
@@ -25164,7 +25348,7 @@
           <w:lang w:val="ru-RU"/>
         </w:rPr>
       </w:pPr>
-      <w:bookmarkStart w:id="38" w:name="_Toc233105305"/>
+      <w:bookmarkStart w:id="41" w:name="_Toc233150494"/>
       <w:r>
         <w:rPr>
           <w:rFonts w:cs="Times New Roman"/>
@@ -25227,7 +25411,7 @@
         </w:rPr>
         <w:t>)</w:t>
       </w:r>
-      <w:bookmarkEnd w:id="38"/>
+      <w:bookmarkEnd w:id="41"/>
     </w:p>
     <w:p>
       <w:pPr>
@@ -25673,7 +25857,7 @@
           <w:lang w:val="ru-RU"/>
         </w:rPr>
       </w:pPr>
-      <w:bookmarkStart w:id="39" w:name="_Toc233105306"/>
+      <w:bookmarkStart w:id="42" w:name="_Toc233150495"/>
       <w:r>
         <w:rPr>
           <w:rFonts w:cs="Times New Roman"/>
@@ -25736,7 +25920,7 @@
         </w:rPr>
         <w:t>)</w:t>
       </w:r>
-      <w:bookmarkEnd w:id="39"/>
+      <w:bookmarkEnd w:id="42"/>
     </w:p>
     <w:p>
       <w:pPr>
@@ -25967,7 +26151,7 @@
       <w:pPr>
         <w:pStyle w:val="31"/>
       </w:pPr>
-      <w:bookmarkStart w:id="40" w:name="_Toc233105307"/>
+      <w:bookmarkStart w:id="43" w:name="_Toc233150496"/>
       <w:r>
         <w:lastRenderedPageBreak/>
         <w:t>3.3.3</w:t>
@@ -25981,7 +26165,7 @@
       <w:r>
         <w:t xml:space="preserve"> ViewModels (C)</w:t>
       </w:r>
-      <w:bookmarkEnd w:id="40"/>
+      <w:bookmarkEnd w:id="43"/>
     </w:p>
     <w:p>
       <w:pPr>
@@ -26361,7 +26545,7 @@
           <w:szCs w:val="28"/>
         </w:rPr>
       </w:pPr>
-      <w:bookmarkStart w:id="41" w:name="_Toc233105308"/>
+      <w:bookmarkStart w:id="44" w:name="_Toc233150497"/>
       <w:r>
         <w:rPr>
           <w:rFonts w:cs="Times New Roman"/>
@@ -26390,7 +26574,7 @@
         </w:rPr>
         <w:t xml:space="preserve"> экраны Compose (P)</w:t>
       </w:r>
-      <w:bookmarkEnd w:id="41"/>
+      <w:bookmarkEnd w:id="44"/>
     </w:p>
     <w:p>
       <w:pPr>
@@ -27383,7 +27567,7 @@
           <w:szCs w:val="28"/>
         </w:rPr>
       </w:pPr>
-      <w:bookmarkStart w:id="42" w:name="_Toc233105309"/>
+      <w:bookmarkStart w:id="45" w:name="_Toc233150498"/>
       <w:r>
         <w:rPr>
           <w:rFonts w:cs="Times New Roman"/>
@@ -27391,7 +27575,7 @@
         </w:rPr>
         <w:t>3.3.5 Навигация</w:t>
       </w:r>
-      <w:bookmarkEnd w:id="42"/>
+      <w:bookmarkEnd w:id="45"/>
     </w:p>
     <w:p>
       <w:pPr>
@@ -27508,7 +27692,7 @@
           <w:lang w:val="ru-RU"/>
         </w:rPr>
       </w:pPr>
-      <w:bookmarkStart w:id="43" w:name="_Toc233105310"/>
+      <w:bookmarkStart w:id="46" w:name="_Toc233150499"/>
       <w:r>
         <w:rPr>
           <w:rFonts w:cs="Times New Roman"/>
@@ -27525,7 +27709,7 @@
         </w:rPr>
         <w:t xml:space="preserve"> Рефакторинг и паттерны качества</w:t>
       </w:r>
-      <w:bookmarkEnd w:id="43"/>
+      <w:bookmarkEnd w:id="46"/>
     </w:p>
     <w:p>
       <w:pPr>
@@ -27537,7 +27721,7 @@
           <w:lang w:val="ru-RU"/>
         </w:rPr>
       </w:pPr>
-      <w:bookmarkStart w:id="44" w:name="_Toc233105311"/>
+      <w:bookmarkStart w:id="47" w:name="_Toc233150500"/>
       <w:r>
         <w:rPr>
           <w:rFonts w:cs="Times New Roman"/>
@@ -27576,7 +27760,7 @@
         </w:rPr>
         <w:t>Mapper</w:t>
       </w:r>
-      <w:bookmarkEnd w:id="44"/>
+      <w:bookmarkEnd w:id="47"/>
     </w:p>
     <w:p>
       <w:pPr>
@@ -28028,7 +28212,7 @@
           <w:lang w:val="ru-RU"/>
         </w:rPr>
       </w:pPr>
-      <w:bookmarkStart w:id="45" w:name="_Toc233105312"/>
+      <w:bookmarkStart w:id="48" w:name="_Toc233150501"/>
       <w:r>
         <w:rPr>
           <w:rFonts w:cs="Times New Roman"/>
@@ -28067,7 +28251,7 @@
         </w:rPr>
         <w:t>Map</w:t>
       </w:r>
-      <w:bookmarkEnd w:id="45"/>
+      <w:bookmarkEnd w:id="48"/>
     </w:p>
     <w:p>
       <w:pPr>
@@ -28497,7 +28681,7 @@
           <w:lang w:val="ru-RU"/>
         </w:rPr>
       </w:pPr>
-      <w:bookmarkStart w:id="46" w:name="_Toc233105313"/>
+      <w:bookmarkStart w:id="49" w:name="_Toc233150502"/>
       <w:r>
         <w:rPr>
           <w:rFonts w:cs="Times New Roman"/>
@@ -28514,7 +28698,7 @@
         </w:rPr>
         <w:t xml:space="preserve"> Результаты статического анализа</w:t>
       </w:r>
-      <w:bookmarkEnd w:id="46"/>
+      <w:bookmarkEnd w:id="49"/>
     </w:p>
     <w:p>
       <w:pPr>
@@ -28801,7 +28985,7 @@
       <w:pPr>
         <w:pStyle w:val="21"/>
       </w:pPr>
-      <w:bookmarkStart w:id="47" w:name="_Toc233105314"/>
+      <w:bookmarkStart w:id="50" w:name="_Toc233150503"/>
       <w:r>
         <w:t>3</w:t>
       </w:r>
@@ -28811,7 +28995,7 @@
       <w:r>
         <w:t xml:space="preserve"> Безопасность системы</w:t>
       </w:r>
-      <w:bookmarkEnd w:id="47"/>
+      <w:bookmarkEnd w:id="50"/>
     </w:p>
     <w:p>
       <w:pPr>
@@ -29248,7 +29432,7 @@
           <w:szCs w:val="28"/>
         </w:rPr>
       </w:pPr>
-      <w:bookmarkStart w:id="48" w:name="_Toc233105315"/>
+      <w:bookmarkStart w:id="51" w:name="_Toc233150504"/>
       <w:r>
         <w:rPr>
           <w:rFonts w:cs="Times New Roman"/>
@@ -29263,7 +29447,7 @@
         </w:rPr>
         <w:t xml:space="preserve"> REST API</w:t>
       </w:r>
-      <w:bookmarkEnd w:id="48"/>
+      <w:bookmarkEnd w:id="51"/>
     </w:p>
     <w:p>
       <w:pPr>
@@ -30339,7 +30523,7 @@
           <w:lang w:val="ru-RU"/>
         </w:rPr>
       </w:pPr>
-      <w:bookmarkStart w:id="49" w:name="_Toc233105316"/>
+      <w:bookmarkStart w:id="52" w:name="_Toc233150505"/>
       <w:r>
         <w:rPr>
           <w:rFonts w:cs="Times New Roman"/>
@@ -30369,7 +30553,7 @@
         </w:rPr>
         <w:t>естирование и обеспечение качества</w:t>
       </w:r>
-      <w:bookmarkEnd w:id="49"/>
+      <w:bookmarkEnd w:id="52"/>
     </w:p>
     <w:p>
       <w:pPr>
@@ -30388,7 +30572,7 @@
           <w:lang w:val="ru-RU"/>
         </w:rPr>
       </w:pPr>
-      <w:bookmarkStart w:id="50" w:name="_Toc233105317"/>
+      <w:bookmarkStart w:id="53" w:name="_Toc233150506"/>
       <w:r>
         <w:rPr>
           <w:rFonts w:cs="Times New Roman"/>
@@ -30397,7 +30581,7 @@
         </w:rPr>
         <w:t>4.1 Стратегия тестирования</w:t>
       </w:r>
-      <w:bookmarkEnd w:id="50"/>
+      <w:bookmarkEnd w:id="53"/>
     </w:p>
     <w:p>
       <w:pPr>
@@ -30724,7 +30908,7 @@
           <w:szCs w:val="28"/>
         </w:rPr>
       </w:pPr>
-      <w:bookmarkStart w:id="51" w:name="_Toc233105318"/>
+      <w:bookmarkStart w:id="54" w:name="_Toc233150507"/>
       <w:r>
         <w:rPr>
           <w:rFonts w:cs="Times New Roman"/>
@@ -30739,7 +30923,7 @@
         </w:rPr>
         <w:t xml:space="preserve"> Модульное тестирование бэкенда</w:t>
       </w:r>
-      <w:bookmarkEnd w:id="51"/>
+      <w:bookmarkEnd w:id="54"/>
     </w:p>
     <w:p>
       <w:pPr>
@@ -31648,7 +31832,7 @@
           <w:szCs w:val="28"/>
         </w:rPr>
       </w:pPr>
-      <w:bookmarkStart w:id="52" w:name="_Toc233105319"/>
+      <w:bookmarkStart w:id="55" w:name="_Toc233150508"/>
       <w:r>
         <w:rPr>
           <w:rFonts w:cs="Times New Roman"/>
@@ -31663,7 +31847,7 @@
         </w:rPr>
         <w:t xml:space="preserve"> Модульное тестирование Android</w:t>
       </w:r>
-      <w:bookmarkEnd w:id="52"/>
+      <w:bookmarkEnd w:id="55"/>
     </w:p>
     <w:p>
       <w:pPr>
@@ -32556,7 +32740,7 @@
           <w:szCs w:val="28"/>
         </w:rPr>
       </w:pPr>
-      <w:bookmarkStart w:id="53" w:name="_Toc233105320"/>
+      <w:bookmarkStart w:id="56" w:name="_Toc233150509"/>
       <w:r>
         <w:rPr>
           <w:rFonts w:cs="Times New Roman"/>
@@ -32564,7 +32748,7 @@
         </w:rPr>
         <w:t>4.4. Ручное тестирование</w:t>
       </w:r>
-      <w:bookmarkEnd w:id="53"/>
+      <w:bookmarkEnd w:id="56"/>
     </w:p>
     <w:p>
       <w:pPr>
@@ -33736,7 +33920,7 @@
           <w:lang w:val="ru-RU"/>
         </w:rPr>
       </w:pPr>
-      <w:bookmarkStart w:id="54" w:name="_Toc233105321"/>
+      <w:bookmarkStart w:id="57" w:name="_Toc233150510"/>
       <w:r>
         <w:rPr>
           <w:rFonts w:cs="Times New Roman"/>
@@ -33766,7 +33950,7 @@
         </w:rPr>
         <w:t>азвёртывание и эксплуатация</w:t>
       </w:r>
-      <w:bookmarkEnd w:id="54"/>
+      <w:bookmarkEnd w:id="57"/>
     </w:p>
     <w:p>
       <w:pPr>
@@ -33785,7 +33969,7 @@
           <w:lang w:val="ru-RU"/>
         </w:rPr>
       </w:pPr>
-      <w:bookmarkStart w:id="55" w:name="_Toc233105322"/>
+      <w:bookmarkStart w:id="58" w:name="_Toc233150511"/>
       <w:r>
         <w:rPr>
           <w:rFonts w:cs="Times New Roman"/>
@@ -33817,7 +34001,7 @@
         </w:rPr>
         <w:t>)</w:t>
       </w:r>
-      <w:bookmarkEnd w:id="55"/>
+      <w:bookmarkEnd w:id="58"/>
     </w:p>
     <w:p>
       <w:pPr>
@@ -34172,7 +34356,7 @@
           <w:lang w:val="ru-RU"/>
         </w:rPr>
       </w:pPr>
-      <w:bookmarkStart w:id="56" w:name="_Toc233105323"/>
+      <w:bookmarkStart w:id="59" w:name="_Toc233150512"/>
       <w:r>
         <w:rPr>
           <w:rFonts w:cs="Times New Roman"/>
@@ -34221,7 +34405,7 @@
         </w:rPr>
         <w:t>развёртыванию</w:t>
       </w:r>
-      <w:bookmarkEnd w:id="56"/>
+      <w:bookmarkEnd w:id="59"/>
     </w:p>
     <w:p>
       <w:pPr>
@@ -34976,7 +35160,7 @@
           <w:lang w:val="ru-RU"/>
         </w:rPr>
       </w:pPr>
-      <w:bookmarkStart w:id="57" w:name="_Toc233105324"/>
+      <w:bookmarkStart w:id="60" w:name="_Toc233150513"/>
       <w:r>
         <w:rPr>
           <w:rFonts w:cs="Times New Roman"/>
@@ -34985,7 +35169,7 @@
         </w:rPr>
         <w:t>5.3. Требования к окружению</w:t>
       </w:r>
-      <w:bookmarkEnd w:id="57"/>
+      <w:bookmarkEnd w:id="60"/>
     </w:p>
     <w:p>
       <w:pPr>
@@ -35393,7 +35577,7 @@
           <w:rFonts w:cs="Times New Roman"/>
         </w:rPr>
       </w:pPr>
-      <w:bookmarkStart w:id="58" w:name="_Toc233105325"/>
+      <w:bookmarkStart w:id="61" w:name="_Toc233150514"/>
       <w:r>
         <w:rPr>
           <w:rFonts w:cs="Times New Roman"/>
@@ -35413,7 +35597,7 @@
         </w:rPr>
         <w:t>правление проектом</w:t>
       </w:r>
-      <w:bookmarkEnd w:id="58"/>
+      <w:bookmarkEnd w:id="61"/>
     </w:p>
     <w:p>
       <w:pPr>
@@ -35434,7 +35618,7 @@
           <w:szCs w:val="28"/>
         </w:rPr>
       </w:pPr>
-      <w:bookmarkStart w:id="59" w:name="_Toc233105326"/>
+      <w:bookmarkStart w:id="62" w:name="_Toc233150515"/>
       <w:r>
         <w:rPr>
           <w:rFonts w:cs="Times New Roman"/>
@@ -35463,7 +35647,7 @@
         </w:rPr>
         <w:t xml:space="preserve"> иерархическая структура работ</w:t>
       </w:r>
-      <w:bookmarkEnd w:id="59"/>
+      <w:bookmarkEnd w:id="62"/>
     </w:p>
     <w:p>
       <w:pPr>
@@ -36520,7 +36704,7 @@
           <w:szCs w:val="28"/>
         </w:rPr>
       </w:pPr>
-      <w:bookmarkStart w:id="60" w:name="_Toc233105327"/>
+      <w:bookmarkStart w:id="63" w:name="_Toc233150516"/>
       <w:r>
         <w:rPr>
           <w:rFonts w:cs="Times New Roman"/>
@@ -36535,7 +36719,7 @@
         </w:rPr>
         <w:t xml:space="preserve"> Диаграмма Ганта</w:t>
       </w:r>
-      <w:bookmarkEnd w:id="60"/>
+      <w:bookmarkEnd w:id="63"/>
     </w:p>
     <w:p>
       <w:pPr>
@@ -37168,7 +37352,7 @@
           <w:lang w:val="ru-RU"/>
         </w:rPr>
       </w:pPr>
-      <w:bookmarkStart w:id="61" w:name="_Toc233105328"/>
+      <w:bookmarkStart w:id="64" w:name="_Toc233150517"/>
       <w:r>
         <w:rPr>
           <w:rFonts w:cs="Times New Roman"/>
@@ -37230,7 +37414,7 @@
         </w:rPr>
         <w:t>Basic</w:t>
       </w:r>
-      <w:bookmarkEnd w:id="61"/>
+      <w:bookmarkEnd w:id="64"/>
     </w:p>
     <w:p>
       <w:pPr>
@@ -37617,7 +37801,7 @@
           <w:lang w:val="ru-RU"/>
         </w:rPr>
       </w:pPr>
-      <w:bookmarkStart w:id="62" w:name="_Toc233105329"/>
+      <w:bookmarkStart w:id="65" w:name="_Toc233150518"/>
       <w:r>
         <w:rPr>
           <w:rFonts w:cs="Times New Roman"/>
@@ -37626,7 +37810,7 @@
         <w:lastRenderedPageBreak/>
         <w:t>Заключение</w:t>
       </w:r>
-      <w:bookmarkEnd w:id="62"/>
+      <w:bookmarkEnd w:id="65"/>
     </w:p>
     <w:p>
       <w:pPr>
@@ -38541,7 +38725,7 @@
           <w:lang w:val="ru-RU"/>
         </w:rPr>
       </w:pPr>
-      <w:bookmarkStart w:id="63" w:name="_Toc233105330"/>
+      <w:bookmarkStart w:id="66" w:name="_Toc233150519"/>
       <w:r>
         <w:rPr>
           <w:rFonts w:cs="Times New Roman"/>
@@ -38550,7 +38734,7 @@
         <w:lastRenderedPageBreak/>
         <w:t>Список использованных источников</w:t>
       </w:r>
-      <w:bookmarkEnd w:id="63"/>
+      <w:bookmarkEnd w:id="66"/>
     </w:p>
     <w:p>
       <w:pPr>
@@ -39903,8 +40087,6 @@
         </w:rPr>
         <w:t>12</w:t>
       </w:r>
-      <w:bookmarkStart w:id="64" w:name="_GoBack"/>
-      <w:bookmarkEnd w:id="64"/>
       <w:r>
         <w:rPr>
           <w:rFonts w:cs="Times New Roman"/>
@@ -39965,16 +40147,86 @@
           <w:lang w:val="ru-RU"/>
         </w:rPr>
       </w:pPr>
-      <w:bookmarkStart w:id="65" w:name="_Toc233105331"/>
+      <w:bookmarkStart w:id="67" w:name="_Toc233150520"/>
       <w:r>
         <w:rPr>
           <w:b/>
           <w:lang w:val="ru-RU"/>
         </w:rPr>
         <w:lastRenderedPageBreak/>
-        <w:t>Приложение А. Структура каталогов репозитория</w:t>
-      </w:r>
-      <w:bookmarkEnd w:id="65"/>
+        <w:t>Приложение А.</w:t>
+      </w:r>
+      <w:r>
+        <w:rPr>
+          <w:lang w:val="ru-RU"/>
+        </w:rPr>
+        <w:t xml:space="preserve"> </w:t>
+      </w:r>
+      <w:r>
+        <w:rPr>
+          <w:b/>
+          <w:lang w:val="ru-RU"/>
+        </w:rPr>
+        <w:t>Листинги кода</w:t>
+      </w:r>
+      <w:bookmarkEnd w:id="67"/>
+    </w:p>
+    <w:p>
+      <w:pPr>
+        <w:spacing w:line="360" w:lineRule="auto"/>
+        <w:jc w:val="both"/>
+        <w:rPr>
+          <w:lang w:val="ru-RU"/>
+        </w:rPr>
+      </w:pPr>
+      <w:r>
+        <w:rPr>
+          <w:lang w:val="ru-RU"/>
+        </w:rPr>
+        <w:t>Исходный код проекта размещён в репозитории GitHub: https://github.com/Diana130613/MindFlow</w:t>
+      </w:r>
+    </w:p>
+    <w:p>
+      <w:pPr>
+        <w:spacing w:after="200"/>
+        <w:ind w:firstLine="0"/>
+        <w:rPr>
+          <w:lang w:val="ru-RU"/>
+        </w:rPr>
+      </w:pPr>
+      <w:r>
+        <w:rPr>
+          <w:lang w:val="ru-RU"/>
+        </w:rPr>
+        <w:br w:type="page"/>
+      </w:r>
+    </w:p>
+    <w:p>
+      <w:pPr>
+        <w:pStyle w:val="1"/>
+        <w:jc w:val="right"/>
+        <w:rPr>
+          <w:b/>
+          <w:lang w:val="ru-RU"/>
+        </w:rPr>
+      </w:pPr>
+      <w:bookmarkStart w:id="68" w:name="_Toc233150521"/>
+      <w:r>
+        <w:rPr>
+          <w:b/>
+          <w:lang w:val="ru-RU"/>
+        </w:rPr>
+        <w:lastRenderedPageBreak/>
+        <w:t>Приложение Б</w:t>
+      </w:r>
+      <w:r>
+        <w:rPr>
+          <w:b/>
+          <w:lang w:val="ru-RU"/>
+        </w:rPr>
+        <w:t>. Структура каталогов репозитория</w:t>
+      </w:r>
+      <w:bookmarkEnd w:id="68"/>
     </w:p>
     <w:p>
       <w:pPr>
@@ -40000,7 +40252,19 @@
         <w:ind w:left="567"/>
       </w:pPr>
       <w:r>
-        <w:t>├── android-app/</w:t>
+        <w:t xml:space="preserve">├── </w:t>
+      </w:r>
+      <w:r>
+        <w:t>android</w:t>
+      </w:r>
+      <w:r>
+        <w:t>-</w:t>
+      </w:r>
+      <w:r>
+        <w:t>app</w:t>
+      </w:r>
+      <w:r>
+        <w:t>/</w:t>
       </w:r>
     </w:p>
     <w:p>
@@ -40009,7 +40273,49 @@
         <w:ind w:left="567"/>
       </w:pPr>
       <w:r>
-        <w:t>│   ├── app/src/main/java/ru/mindflow/app/</w:t>
+        <w:t xml:space="preserve">│   ├── </w:t>
+      </w:r>
+      <w:r>
+        <w:t>app</w:t>
+      </w:r>
+      <w:r>
+        <w:t>/</w:t>
+      </w:r>
+      <w:r>
+        <w:t>src</w:t>
+      </w:r>
+      <w:r>
+        <w:t>/</w:t>
+      </w:r>
+      <w:r>
+        <w:t>main</w:t>
+      </w:r>
+      <w:r>
+        <w:t>/</w:t>
+      </w:r>
+      <w:r>
+        <w:t>java</w:t>
+      </w:r>
+      <w:r>
+        <w:t>/</w:t>
+      </w:r>
+      <w:r>
+        <w:t>ru</w:t>
+      </w:r>
+      <w:r>
+        <w:t>/</w:t>
+      </w:r>
+      <w:r>
+        <w:t>mindflow</w:t>
+      </w:r>
+      <w:r>
+        <w:t>/</w:t>
+      </w:r>
+      <w:r>
+        <w:t>app</w:t>
+      </w:r>
+      <w:r>
+        <w:t>/</w:t>
       </w:r>
     </w:p>
     <w:p>
@@ -40369,7 +40675,7 @@
           <w:b/>
         </w:rPr>
       </w:pPr>
-      <w:bookmarkStart w:id="66" w:name="_Toc233105332"/>
+      <w:bookmarkStart w:id="69" w:name="_Toc233150522"/>
       <w:r>
         <w:rPr>
           <w:b/>
@@ -40389,7 +40695,7 @@
           <w:b/>
           <w:lang w:val="ru-RU"/>
         </w:rPr>
-        <w:t>Б</w:t>
+        <w:t>В</w:t>
       </w:r>
       <w:r>
         <w:rPr>
@@ -40417,7 +40723,7 @@
         </w:rPr>
         <w:t>интерфейсов</w:t>
       </w:r>
-      <w:bookmarkEnd w:id="66"/>
+      <w:bookmarkEnd w:id="69"/>
     </w:p>
     <w:p>
       <w:pPr>
@@ -41947,7 +42253,7 @@
           <w:lang w:val="ru-RU" w:eastAsia="ru-RU"/>
         </w:rPr>
       </w:pPr>
-      <w:bookmarkStart w:id="67" w:name="_Toc233105333"/>
+      <w:bookmarkStart w:id="70" w:name="_Toc233150523"/>
       <w:r>
         <w:rPr>
           <w:b/>
@@ -41955,9 +42261,17 @@
           <w:lang w:val="ru-RU" w:eastAsia="ru-RU"/>
         </w:rPr>
         <w:lastRenderedPageBreak/>
-        <w:t>Приложение В. Результаты тестирования</w:t>
-      </w:r>
-      <w:bookmarkEnd w:id="67"/>
+        <w:t>Приложение Г</w:t>
+      </w:r>
+      <w:r>
+        <w:rPr>
+          <w:b/>
+          <w:noProof/>
+          <w:lang w:val="ru-RU" w:eastAsia="ru-RU"/>
+        </w:rPr>
+        <w:t>. Результаты тестирования</w:t>
+      </w:r>
+      <w:bookmarkEnd w:id="70"/>
     </w:p>
     <w:p>
       <w:pPr>
@@ -42138,6 +42452,7 @@
         <w:docPartUnique/>
       </w:docPartObj>
     </w:sdtPr>
+    <w:sdtEndPr/>
     <w:sdtContent>
       <w:p>
         <w:pPr>
@@ -42158,7 +42473,7 @@
             <w:noProof/>
             <w:lang w:val="ru-RU"/>
           </w:rPr>
-          <w:t>36</w:t>
+          <w:t>8</w:t>
         </w:r>
         <w:r>
           <w:fldChar w:fldCharType="end"/>
@@ -55491,7 +55806,7 @@
 </file>
 
 <file path=customXml/itemProps1.xml><?xml version="1.0" encoding="utf-8"?>
-<ds:datastoreItem xmlns:ds="http://schemas.openxmlformats.org/officeDocument/2006/customXml" ds:itemID="{B1F94825-626A-46C4-89CE-1BCB33777181}">
+<ds:datastoreItem xmlns:ds="http://schemas.openxmlformats.org/officeDocument/2006/customXml" ds:itemID="{24F3EA1E-5F6F-4B6E-8E6B-4C6F68C09B9D}">
   <ds:schemaRefs>
     <ds:schemaRef ds:uri="http://schemas.openxmlformats.org/officeDocument/2006/bibliography"/>
   </ds:schemaRefs>
